--- a/06-学生侧材料/讲义/2026-06-23-氧化还原反应.docx
+++ b/06-学生侧材料/讲义/2026-06-23-氧化还原反应.docx
@@ -2,7 +2,7 @@
 <file path=word/document.xml><?xml version="1.0" encoding="utf-8"?>
 <w:document xmlns:w="http://schemas.openxmlformats.org/wordprocessingml/2006/main" xmlns:m="http://schemas.openxmlformats.org/officeDocument/2006/math" xmlns:r="http://schemas.openxmlformats.org/officeDocument/2006/relationships" xmlns:o="urn:schemas-microsoft-com:office:office" xmlns:v="urn:schemas-microsoft-com:vml" xmlns:w10="urn:schemas-microsoft-com:office:word" xmlns:a="http://schemas.openxmlformats.org/drawingml/2006/main" xmlns:pic="http://schemas.openxmlformats.org/drawingml/2006/picture" xmlns:wp="http://schemas.openxmlformats.org/drawingml/2006/wordprocessingDrawing">
   <w:body>
-    <w:bookmarkStart w:id="61" w:name="氧化还原反应"/>
+    <w:bookmarkStart w:id="64" w:name="氧化还原反应"/>
     <w:p>
       <w:pPr>
         <w:pStyle w:val="Heading1"/>
@@ -258,12 +258,6 @@
       <w:pPr>
         <w:pStyle w:val="BlockText"/>
       </w:pPr>
-      <w:r>
-        <w:t xml:space="preserve">💡</w:t>
-      </w:r>
-      <w:r>
-        <w:t xml:space="preserve"> </w:t>
-      </w:r>
       <w:r>
         <w:rPr>
           <w:rFonts w:hint="eastAsia" w:eastAsia="SimSun" w:ascii="Times New Roman" w:hAnsi="Times New Roman"/>
@@ -567,7 +561,7 @@
           <w:p>
             <w:pPr>
               <w:pStyle w:val="Compact"/>
-              <w:jc w:val="left"/>
+              <w:jc w:val="center"/>
             </w:pPr>
             <w:r>
               <w:rPr>
@@ -583,7 +577,7 @@
           <w:p>
             <w:pPr>
               <w:pStyle w:val="Compact"/>
-              <w:jc w:val="left"/>
+              <w:jc w:val="center"/>
             </w:pPr>
             <w:r>
               <w:rPr>
@@ -599,7 +593,7 @@
           <w:p>
             <w:pPr>
               <w:pStyle w:val="Compact"/>
-              <w:jc w:val="left"/>
+              <w:jc w:val="center"/>
             </w:pPr>
             <w:r>
               <w:rPr>
@@ -617,7 +611,7 @@
           <w:p>
             <w:pPr>
               <w:pStyle w:val="Compact"/>
-              <w:jc w:val="left"/>
+              <w:jc w:val="center"/>
             </w:pPr>
             <m:oMath>
               <m:r>
@@ -646,7 +640,7 @@
           <w:p>
             <w:pPr>
               <w:pStyle w:val="Compact"/>
-              <w:jc w:val="left"/>
+              <w:jc w:val="center"/>
             </w:pPr>
             <m:oMath>
               <m:sSub>
@@ -699,7 +693,7 @@
           <w:p>
             <w:pPr>
               <w:pStyle w:val="Compact"/>
-              <w:jc w:val="left"/>
+              <w:jc w:val="center"/>
             </w:pPr>
             <w:r>
               <w:rPr>
@@ -716,7 +710,7 @@
           <w:p>
             <w:pPr>
               <w:pStyle w:val="Compact"/>
-              <w:jc w:val="left"/>
+              <w:jc w:val="center"/>
             </w:pPr>
             <m:oMath>
               <m:sSub>
@@ -751,7 +745,7 @@
           <w:p>
             <w:pPr>
               <w:pStyle w:val="Compact"/>
-              <w:jc w:val="left"/>
+              <w:jc w:val="center"/>
             </w:pPr>
             <m:oMath>
               <m:sSub>
@@ -798,7 +792,7 @@
           <w:p>
             <w:pPr>
               <w:pStyle w:val="Compact"/>
-              <w:jc w:val="left"/>
+              <w:jc w:val="center"/>
             </w:pPr>
             <w:r>
               <w:rPr>
@@ -815,7 +809,7 @@
           <w:p>
             <w:pPr>
               <w:pStyle w:val="Compact"/>
-              <w:jc w:val="left"/>
+              <w:jc w:val="center"/>
             </w:pPr>
             <m:oMath>
               <m:r>
@@ -850,7 +844,7 @@
           <w:p>
             <w:pPr>
               <w:pStyle w:val="Compact"/>
-              <w:jc w:val="left"/>
+              <w:jc w:val="center"/>
             </w:pPr>
             <m:oMath>
               <m:sSub>
@@ -897,7 +891,7 @@
           <w:p>
             <w:pPr>
               <w:pStyle w:val="Compact"/>
-              <w:jc w:val="left"/>
+              <w:jc w:val="center"/>
             </w:pPr>
             <w:r>
               <w:rPr>
@@ -1153,7 +1147,7 @@
           <w:p>
             <w:pPr>
               <w:pStyle w:val="Compact"/>
-              <w:jc w:val="left"/>
+              <w:jc w:val="center"/>
             </w:pPr>
             <w:r>
               <w:rPr>
@@ -1169,7 +1163,7 @@
           <w:p>
             <w:pPr>
               <w:pStyle w:val="Compact"/>
-              <w:jc w:val="left"/>
+              <w:jc w:val="center"/>
             </w:pPr>
             <w:r>
               <w:rPr>
@@ -1185,7 +1179,7 @@
           <w:p>
             <w:pPr>
               <w:pStyle w:val="Compact"/>
-              <w:jc w:val="left"/>
+              <w:jc w:val="center"/>
             </w:pPr>
             <w:r>
               <w:rPr>
@@ -1203,7 +1197,7 @@
           <w:p>
             <w:pPr>
               <w:pStyle w:val="Compact"/>
-              <w:jc w:val="left"/>
+              <w:jc w:val="center"/>
             </w:pPr>
             <w:r>
               <w:rPr>
@@ -1220,7 +1214,7 @@
           <w:p>
             <w:pPr>
               <w:pStyle w:val="Compact"/>
-              <w:jc w:val="left"/>
+              <w:jc w:val="center"/>
             </w:pPr>
             <w:r>
               <w:rPr>
@@ -1235,7 +1229,7 @@
           <w:p>
             <w:pPr>
               <w:pStyle w:val="Compact"/>
-              <w:jc w:val="left"/>
+              <w:jc w:val="center"/>
             </w:pPr>
             <w:r>
               <w:rPr>
@@ -1322,7 +1316,7 @@
           <w:p>
             <w:pPr>
               <w:pStyle w:val="Compact"/>
-              <w:jc w:val="left"/>
+              <w:jc w:val="center"/>
             </w:pPr>
             <w:r>
               <w:rPr>
@@ -1339,7 +1333,7 @@
           <w:p>
             <w:pPr>
               <w:pStyle w:val="Compact"/>
-              <w:jc w:val="left"/>
+              <w:jc w:val="center"/>
             </w:pPr>
             <w:r>
               <w:rPr>
@@ -1354,7 +1348,7 @@
           <w:p>
             <w:pPr>
               <w:pStyle w:val="Compact"/>
-              <w:jc w:val="left"/>
+              <w:jc w:val="center"/>
             </w:pPr>
             <w:r>
               <w:rPr>
@@ -1503,7 +1497,7 @@
           <w:p>
             <w:pPr>
               <w:pStyle w:val="Compact"/>
-              <w:jc w:val="left"/>
+              <w:jc w:val="center"/>
             </w:pPr>
             <w:r>
               <w:rPr>
@@ -1520,7 +1514,7 @@
           <w:p>
             <w:pPr>
               <w:pStyle w:val="Compact"/>
-              <w:jc w:val="left"/>
+              <w:jc w:val="center"/>
             </w:pPr>
             <w:r>
               <w:rPr>
@@ -1535,7 +1529,7 @@
           <w:p>
             <w:pPr>
               <w:pStyle w:val="Compact"/>
-              <w:jc w:val="left"/>
+              <w:jc w:val="center"/>
             </w:pPr>
             <w:r>
               <w:rPr>
@@ -1552,7 +1546,7 @@
           <w:p>
             <w:pPr>
               <w:pStyle w:val="Compact"/>
-              <w:jc w:val="left"/>
+              <w:jc w:val="center"/>
             </w:pPr>
             <w:r>
               <w:rPr>
@@ -1569,7 +1563,7 @@
           <w:p>
             <w:pPr>
               <w:pStyle w:val="Compact"/>
-              <w:jc w:val="left"/>
+              <w:jc w:val="center"/>
             </w:pPr>
             <w:r>
               <w:rPr>
@@ -1584,7 +1578,7 @@
           <w:p>
             <w:pPr>
               <w:pStyle w:val="Compact"/>
-              <w:jc w:val="left"/>
+              <w:jc w:val="center"/>
             </w:pPr>
             <w:r>
               <w:rPr>
@@ -1671,7 +1665,7 @@
           <w:p>
             <w:pPr>
               <w:pStyle w:val="Compact"/>
-              <w:jc w:val="left"/>
+              <w:jc w:val="center"/>
             </w:pPr>
             <w:r>
               <w:rPr>
@@ -1688,7 +1682,7 @@
           <w:p>
             <w:pPr>
               <w:pStyle w:val="Compact"/>
-              <w:jc w:val="left"/>
+              <w:jc w:val="center"/>
             </w:pPr>
             <w:r>
               <w:rPr>
@@ -1703,7 +1697,7 @@
           <w:p>
             <w:pPr>
               <w:pStyle w:val="Compact"/>
-              <w:jc w:val="left"/>
+              <w:jc w:val="center"/>
             </w:pPr>
             <w:r>
               <w:rPr>
@@ -1720,7 +1714,7 @@
           <w:p>
             <w:pPr>
               <w:pStyle w:val="Compact"/>
-              <w:jc w:val="left"/>
+              <w:jc w:val="center"/>
             </w:pPr>
             <w:r>
               <w:rPr>
@@ -1737,7 +1731,7 @@
           <w:p>
             <w:pPr>
               <w:pStyle w:val="Compact"/>
-              <w:jc w:val="left"/>
+              <w:jc w:val="center"/>
             </w:pPr>
             <w:r>
               <w:rPr>
@@ -1752,7 +1746,7 @@
           <w:p>
             <w:pPr>
               <w:pStyle w:val="Compact"/>
-              <w:jc w:val="left"/>
+              <w:jc w:val="center"/>
             </w:pPr>
             <w:r>
               <w:rPr>
@@ -1801,7 +1795,7 @@
           <w:p>
             <w:pPr>
               <w:pStyle w:val="Compact"/>
-              <w:jc w:val="left"/>
+              <w:jc w:val="center"/>
             </w:pPr>
             <w:r>
               <w:rPr>
@@ -1817,7 +1811,7 @@
           <w:p>
             <w:pPr>
               <w:pStyle w:val="Compact"/>
-              <w:jc w:val="left"/>
+              <w:jc w:val="center"/>
             </w:pPr>
             <w:r>
               <w:rPr>
@@ -1833,7 +1827,7 @@
           <w:p>
             <w:pPr>
               <w:pStyle w:val="Compact"/>
-              <w:jc w:val="left"/>
+              <w:jc w:val="center"/>
             </w:pPr>
             <w:r>
               <w:rPr>
@@ -1851,7 +1845,7 @@
           <w:p>
             <w:pPr>
               <w:pStyle w:val="Compact"/>
-              <w:jc w:val="left"/>
+              <w:jc w:val="center"/>
             </w:pPr>
             <w:r>
               <w:rPr>
@@ -1868,7 +1862,7 @@
           <w:p>
             <w:pPr>
               <w:pStyle w:val="Compact"/>
-              <w:jc w:val="left"/>
+              <w:jc w:val="center"/>
             </w:pPr>
             <w:r>
               <w:rPr>
@@ -1883,7 +1877,7 @@
           <w:p>
             <w:pPr>
               <w:pStyle w:val="Compact"/>
-              <w:jc w:val="left"/>
+              <w:jc w:val="center"/>
             </w:pPr>
             <w:r>
               <w:rPr>
@@ -1900,7 +1894,7 @@
           <w:p>
             <w:pPr>
               <w:pStyle w:val="Compact"/>
-              <w:jc w:val="left"/>
+              <w:jc w:val="center"/>
             </w:pPr>
             <w:r>
               <w:rPr>
@@ -1917,7 +1911,7 @@
           <w:p>
             <w:pPr>
               <w:pStyle w:val="Compact"/>
-              <w:jc w:val="left"/>
+              <w:jc w:val="center"/>
             </w:pPr>
             <w:r>
               <w:rPr>
@@ -2018,7 +2012,7 @@
           <w:p>
             <w:pPr>
               <w:pStyle w:val="Compact"/>
-              <w:jc w:val="left"/>
+              <w:jc w:val="center"/>
             </w:pPr>
             <w:r>
               <w:rPr>
@@ -2127,7 +2121,7 @@
           <w:p>
             <w:pPr>
               <w:pStyle w:val="Compact"/>
-              <w:jc w:val="left"/>
+              <w:jc w:val="center"/>
             </w:pPr>
             <w:r>
               <w:rPr>
@@ -2144,7 +2138,7 @@
           <w:p>
             <w:pPr>
               <w:pStyle w:val="Compact"/>
-              <w:jc w:val="left"/>
+              <w:jc w:val="center"/>
             </w:pPr>
             <w:r>
               <w:rPr>
@@ -2159,7 +2153,7 @@
           <w:p>
             <w:pPr>
               <w:pStyle w:val="Compact"/>
-              <w:jc w:val="left"/>
+              <w:jc w:val="center"/>
             </w:pPr>
             <w:r>
               <w:rPr>
@@ -2201,12 +2195,6 @@
         <w:pStyle w:val="BlockText"/>
       </w:pPr>
       <w:r>
-        <w:t xml:space="preserve">⚠️</w:t>
-      </w:r>
-      <w:r>
-        <w:t xml:space="preserve"> </w:t>
-      </w:r>
-      <w:r>
         <w:rPr>
           <w:rFonts w:hint="eastAsia" w:eastAsia="SimSun" w:ascii="Times New Roman" w:hAnsi="Times New Roman"/>
           <w:b/>
@@ -2224,6 +2212,14 @@
         <w:t xml:space="preserve"> </w:t>
       </w:r>
       <m:oMath>
+        <m:oMathPr>
+          <m:ctrlPr>
+            <w:rPr>
+              <w:sz w:val="28"/>
+              <w:szCs w:val="28"/>
+            </w:rPr>
+          </m:ctrlPr>
+        </m:oMathPr>
         <m:sSub>
           <m:e>
             <m:r>
@@ -2383,7 +2379,7 @@
     </w:p>
     <w:bookmarkEnd w:id="12"/>
     <w:bookmarkEnd w:id="13"/>
-    <w:bookmarkStart w:id="21" w:name="二氧化还原反应的基本概念"/>
+    <w:bookmarkStart w:id="24" w:name="二氧化还原反应的基本概念"/>
     <w:p>
       <w:pPr>
         <w:pStyle w:val="Heading2"/>
@@ -2597,7 +2593,7 @@
           <w:p>
             <w:pPr>
               <w:pStyle w:val="Compact"/>
-              <w:jc w:val="left"/>
+              <w:jc w:val="center"/>
             </w:pPr>
             <w:r>
               <w:rPr>
@@ -2613,7 +2609,7 @@
           <w:p>
             <w:pPr>
               <w:pStyle w:val="Compact"/>
-              <w:jc w:val="left"/>
+              <w:jc w:val="center"/>
             </w:pPr>
             <w:r>
               <w:rPr>
@@ -2629,7 +2625,7 @@
           <w:p>
             <w:pPr>
               <w:pStyle w:val="Compact"/>
-              <w:jc w:val="left"/>
+              <w:jc w:val="center"/>
             </w:pPr>
             <w:r>
               <w:rPr>
@@ -2758,7 +2754,7 @@
           <w:p>
             <w:pPr>
               <w:pStyle w:val="Compact"/>
-              <w:jc w:val="left"/>
+              <w:jc w:val="center"/>
             </w:pPr>
             <w:r>
               <w:rPr>
@@ -2775,7 +2771,7 @@
           <w:p>
             <w:pPr>
               <w:pStyle w:val="Compact"/>
-              <w:jc w:val="left"/>
+              <w:jc w:val="center"/>
             </w:pPr>
             <w:r>
               <w:rPr>
@@ -2790,7 +2786,7 @@
           <w:p>
             <w:pPr>
               <w:pStyle w:val="Compact"/>
-              <w:jc w:val="left"/>
+              <w:jc w:val="center"/>
             </w:pPr>
             <m:oMath>
               <m:r>
@@ -2851,7 +2847,7 @@
           <w:p>
             <w:pPr>
               <w:pStyle w:val="Compact"/>
-              <w:jc w:val="left"/>
+              <w:jc w:val="center"/>
             </w:pPr>
             <w:r>
               <w:rPr>
@@ -2868,7 +2864,7 @@
           <w:p>
             <w:pPr>
               <w:pStyle w:val="Compact"/>
-              <w:jc w:val="left"/>
+              <w:jc w:val="center"/>
             </w:pPr>
             <w:r>
               <w:rPr>
@@ -2883,7 +2879,7 @@
           <w:p>
             <w:pPr>
               <w:pStyle w:val="Compact"/>
-              <w:jc w:val="left"/>
+              <w:jc w:val="center"/>
             </w:pPr>
             <m:oMath>
               <m:sSub>
@@ -2944,7 +2940,7 @@
           <w:p>
             <w:pPr>
               <w:pStyle w:val="Compact"/>
-              <w:jc w:val="left"/>
+              <w:jc w:val="center"/>
             </w:pPr>
             <w:r>
               <w:rPr>
@@ -2961,7 +2957,7 @@
           <w:p>
             <w:pPr>
               <w:pStyle w:val="Compact"/>
-              <w:jc w:val="left"/>
+              <w:jc w:val="center"/>
             </w:pPr>
             <w:r>
               <w:rPr>
@@ -2976,7 +2972,7 @@
           <w:p>
             <w:pPr>
               <w:pStyle w:val="Compact"/>
-              <w:jc w:val="left"/>
+              <w:jc w:val="center"/>
             </w:pPr>
             <m:oMath>
               <m:sSub>
@@ -3037,7 +3033,7 @@
           <w:p>
             <w:pPr>
               <w:pStyle w:val="Compact"/>
-              <w:jc w:val="left"/>
+              <w:jc w:val="center"/>
             </w:pPr>
             <w:r>
               <w:rPr>
@@ -3054,7 +3050,7 @@
           <w:p>
             <w:pPr>
               <w:pStyle w:val="Compact"/>
-              <w:jc w:val="left"/>
+              <w:jc w:val="center"/>
             </w:pPr>
             <w:r>
               <w:rPr>
@@ -3069,7 +3065,7 @@
           <w:p>
             <w:pPr>
               <w:pStyle w:val="Compact"/>
-              <w:jc w:val="left"/>
+              <w:jc w:val="center"/>
             </w:pPr>
             <m:oMath>
               <m:r>
@@ -3118,7 +3114,7 @@
           <w:p>
             <w:pPr>
               <w:pStyle w:val="Compact"/>
-              <w:jc w:val="left"/>
+              <w:jc w:val="center"/>
             </w:pPr>
             <w:r>
               <w:rPr>
@@ -3135,7 +3131,7 @@
           <w:p>
             <w:pPr>
               <w:pStyle w:val="Compact"/>
-              <w:jc w:val="left"/>
+              <w:jc w:val="center"/>
             </w:pPr>
             <w:r>
               <w:rPr>
@@ -3150,7 +3146,7 @@
           <w:p>
             <w:pPr>
               <w:pStyle w:val="Compact"/>
-              <w:jc w:val="left"/>
+              <w:jc w:val="center"/>
             </w:pPr>
             <m:oMath>
               <m:sSub>
@@ -3187,7 +3183,7 @@
           <w:p>
             <w:pPr>
               <w:pStyle w:val="Compact"/>
-              <w:jc w:val="left"/>
+              <w:jc w:val="center"/>
             </w:pPr>
             <w:r>
               <w:rPr>
@@ -3204,7 +3200,7 @@
           <w:p>
             <w:pPr>
               <w:pStyle w:val="Compact"/>
-              <w:jc w:val="left"/>
+              <w:jc w:val="center"/>
             </w:pPr>
             <w:r>
               <w:rPr>
@@ -3219,7 +3215,7 @@
           <w:p>
             <w:pPr>
               <w:pStyle w:val="Compact"/>
-              <w:jc w:val="left"/>
+              <w:jc w:val="center"/>
             </w:pPr>
             <m:oMath>
               <m:r>
@@ -3244,12 +3240,6 @@
         <w:pStyle w:val="BlockText"/>
       </w:pPr>
       <w:r>
-        <w:t xml:space="preserve">⚠️</w:t>
-      </w:r>
-      <w:r>
-        <w:t xml:space="preserve"> </w:t>
-      </w:r>
-      <w:r>
         <w:rPr>
           <w:rFonts w:hint="eastAsia" w:eastAsia="SimSun" w:ascii="Times New Roman" w:hAnsi="Times New Roman"/>
           <w:b/>
@@ -3398,6 +3388,14 @@
         <w:t xml:space="preserve">：</w:t>
       </w:r>
       <m:oMath>
+        <m:oMathPr>
+          <m:ctrlPr>
+            <w:rPr>
+              <w:sz w:val="28"/>
+              <w:szCs w:val="28"/>
+            </w:rPr>
+          </m:ctrlPr>
+        </m:oMathPr>
         <m:r>
           <m:rPr>
             <m:sty m:val="p"/>
@@ -3697,12 +3695,6 @@
         <w:pStyle w:val="BlockText"/>
       </w:pPr>
       <w:r>
-        <w:t xml:space="preserve">💡</w:t>
-      </w:r>
-      <w:r>
-        <w:t xml:space="preserve"> </w:t>
-      </w:r>
-      <w:r>
         <w:rPr>
           <w:rFonts w:hint="eastAsia" w:eastAsia="SimSun" w:ascii="Times New Roman" w:hAnsi="Times New Roman"/>
           <w:b/>
@@ -3718,7 +3710,7 @@
       </w:r>
     </w:p>
     <w:bookmarkEnd w:id="15"/>
-    <w:bookmarkStart w:id="20" w:name="氧化性还原性强弱的比较"/>
+    <w:bookmarkStart w:id="23" w:name="氧化性还原性强弱的比较"/>
     <w:p>
       <w:pPr>
         <w:pStyle w:val="Heading3"/>
@@ -3990,6 +3982,14 @@
         <w:t xml:space="preserve"> </w:t>
       </w:r>
       <m:oMath>
+        <m:oMathPr>
+          <m:ctrlPr>
+            <w:rPr>
+              <w:sz w:val="28"/>
+              <w:szCs w:val="28"/>
+            </w:rPr>
+          </m:ctrlPr>
+        </m:oMathPr>
         <m:r>
           <m:rPr>
             <m:nor/>
@@ -4034,6 +4034,12 @@
       <m:oMathPara>
         <m:oMathParaPr>
           <m:jc m:val="center"/>
+          <m:ctrlPr>
+            <w:rPr>
+              <w:sz w:val="28"/>
+              <w:szCs w:val="28"/>
+            </w:rPr>
+          </m:ctrlPr>
         </m:oMathParaPr>
         <m:oMath>
           <m:eqArr>
@@ -4689,6 +4695,14 @@
         <w:t xml:space="preserve">，因此氧化性：</w:t>
       </w:r>
       <m:oMath>
+        <m:oMathPr>
+          <m:ctrlPr>
+            <w:rPr>
+              <w:sz w:val="28"/>
+              <w:szCs w:val="28"/>
+            </w:rPr>
+          </m:ctrlPr>
+        </m:oMathPr>
         <m:r>
           <m:rPr>
             <m:sty m:val="p"/>
@@ -4767,7 +4781,7 @@
       </w:r>
     </w:p>
     <w:bookmarkEnd w:id="18"/>
-    <w:bookmarkStart w:id="19" w:name="方法四电极电势定量比较"/>
+    <w:bookmarkStart w:id="22" w:name="方法四电极电势定量比较"/>
     <w:p>
       <w:pPr>
         <w:pStyle w:val="Heading4"/>
@@ -4898,16 +4912,353 @@
       </w:r>
     </w:p>
     <w:p>
+      <w:pPr>
+        <w:pStyle w:val="FirstParagraph"/>
+        <w:jc w:val="center"/>
+      </w:pPr>
+      <w:r>
+        <w:rPr>
+          <w:b w:val="0"/>
+          <w:i w:val="0"/>
+          <w:sz w:val="21"/>
+        </w:rPr>
+        <w:drawing>
+          <wp:inline>
+            <wp:extent cx="5334000" cy="4415562"/>
+            <wp:effectExtent b="0" l="0" r="0" t="0"/>
+            <wp:docPr descr="锌-铜原电池示意图" title="" id="20" name="Picture"/>
+            <a:graphic>
+              <a:graphicData uri="http://schemas.openxmlformats.org/drawingml/2006/picture">
+                <pic:pic>
+                  <pic:nvPicPr>
+                    <pic:cNvPr descr="media/10-1-zn-cu-galvanic-cell.jpg" id="21" name="Picture"/>
+                    <pic:cNvPicPr>
+                      <a:picLocks noChangeArrowheads="1" noChangeAspect="1"/>
+                    </pic:cNvPicPr>
+                  </pic:nvPicPr>
+                  <pic:blipFill>
+                    <a:blip r:embed="rId19"/>
+                    <a:stretch>
+                      <a:fillRect/>
+                    </a:stretch>
+                  </pic:blipFill>
+                  <pic:spPr bwMode="auto">
+                    <a:xfrm>
+                      <a:off x="0" y="0"/>
+                      <a:ext cx="5334000" cy="4415562"/>
+                    </a:xfrm>
+                    <a:prstGeom prst="rect">
+                      <a:avLst/>
+                    </a:prstGeom>
+                    <a:noFill/>
+                    <a:ln w="9525">
+                      <a:noFill/>
+                      <a:headEnd/>
+                      <a:tailEnd/>
+                    </a:ln>
+                  </pic:spPr>
+                </pic:pic>
+              </a:graphicData>
+            </a:graphic>
+          </wp:inline>
+        </w:drawing>
+      </w:r>
+      <w:r>
+        <w:rPr>
+          <w:b w:val="0"/>
+          <w:i w:val="0"/>
+          <w:sz w:val="21"/>
+        </w:rPr>
+        <w:t xml:space="preserve"> </w:t>
+      </w:r>
+      <w:r>
+        <w:rPr>
+          <w:rFonts w:hint="eastAsia" w:eastAsia="FangSong" w:ascii="Times New Roman" w:hAnsi="Times New Roman"/>
+          <w:b w:val="0"/>
+          <w:i w:val="0"/>
+          <w:iCs/>
+          <w:sz w:val="21"/>
+        </w:rPr>
+        <w:t xml:space="preserve">图</w:t>
+      </w:r>
+      <w:r>
+        <w:rPr>
+          <w:b w:val="0"/>
+          <w:i w:val="0"/>
+          <w:iCs/>
+          <w:sz w:val="21"/>
+        </w:rPr>
+        <w:t xml:space="preserve"> </w:t>
+      </w:r>
+      <w:r>
+        <w:rPr>
+          <w:rFonts w:hint="eastAsia" w:eastAsia="FangSong" w:ascii="Times New Roman" w:hAnsi="Times New Roman"/>
+          <w:b w:val="0"/>
+          <w:i w:val="0"/>
+          <w:iCs/>
+          <w:sz w:val="21"/>
+        </w:rPr>
+        <w:t xml:space="preserve">锌-铜原电池——Zn</w:t>
+      </w:r>
+      <w:r>
+        <w:rPr>
+          <w:b w:val="0"/>
+          <w:i w:val="0"/>
+          <w:iCs/>
+          <w:sz w:val="21"/>
+        </w:rPr>
+        <w:t xml:space="preserve"> </w:t>
+      </w:r>
+      <w:r>
+        <w:rPr>
+          <w:rFonts w:hint="eastAsia" w:eastAsia="FangSong" w:ascii="Times New Roman" w:hAnsi="Times New Roman"/>
+          <w:b w:val="0"/>
+          <w:i w:val="0"/>
+          <w:iCs/>
+          <w:sz w:val="21"/>
+        </w:rPr>
+        <w:t xml:space="preserve">片插入</w:t>
+      </w:r>
+      <w:r>
+        <w:rPr>
+          <w:b w:val="0"/>
+          <w:i w:val="0"/>
+          <w:iCs/>
+          <w:sz w:val="21"/>
+        </w:rPr>
+        <w:t xml:space="preserve"> ZnSO₄ </w:t>
+      </w:r>
+      <w:r>
+        <w:rPr>
+          <w:rFonts w:hint="eastAsia" w:eastAsia="FangSong" w:ascii="Times New Roman" w:hAnsi="Times New Roman"/>
+          <w:b w:val="0"/>
+          <w:i w:val="0"/>
+          <w:iCs/>
+          <w:sz w:val="21"/>
+        </w:rPr>
+        <w:t xml:space="preserve">溶液、Cu</w:t>
+      </w:r>
+      <w:r>
+        <w:rPr>
+          <w:b w:val="0"/>
+          <w:i w:val="0"/>
+          <w:iCs/>
+          <w:sz w:val="21"/>
+        </w:rPr>
+        <w:t xml:space="preserve"> </w:t>
+      </w:r>
+      <w:r>
+        <w:rPr>
+          <w:rFonts w:hint="eastAsia" w:eastAsia="FangSong" w:ascii="Times New Roman" w:hAnsi="Times New Roman"/>
+          <w:b w:val="0"/>
+          <w:i w:val="0"/>
+          <w:iCs/>
+          <w:sz w:val="21"/>
+        </w:rPr>
+        <w:t xml:space="preserve">片插入</w:t>
+      </w:r>
+      <w:r>
+        <w:rPr>
+          <w:b w:val="0"/>
+          <w:i w:val="0"/>
+          <w:iCs/>
+          <w:sz w:val="21"/>
+        </w:rPr>
+        <w:t xml:space="preserve"> CuSO₄ </w:t>
+      </w:r>
+      <w:r>
+        <w:rPr>
+          <w:rFonts w:hint="eastAsia" w:eastAsia="FangSong" w:ascii="Times New Roman" w:hAnsi="Times New Roman"/>
+          <w:b w:val="0"/>
+          <w:i w:val="0"/>
+          <w:iCs/>
+          <w:sz w:val="21"/>
+        </w:rPr>
+        <w:t xml:space="preserve">溶液，两烧杯用盐桥（KCl</w:t>
+      </w:r>
+      <w:r>
+        <w:rPr>
+          <w:b w:val="0"/>
+          <w:i w:val="0"/>
+          <w:iCs/>
+          <w:sz w:val="21"/>
+        </w:rPr>
+        <w:t xml:space="preserve"> </w:t>
+      </w:r>
+      <w:r>
+        <w:rPr>
+          <w:rFonts w:hint="eastAsia" w:eastAsia="FangSong" w:ascii="Times New Roman" w:hAnsi="Times New Roman"/>
+          <w:b w:val="0"/>
+          <w:i w:val="0"/>
+          <w:iCs/>
+          <w:sz w:val="21"/>
+        </w:rPr>
+        <w:t xml:space="preserve">饱和溶液胶冻的</w:t>
+      </w:r>
+      <w:r>
+        <w:rPr>
+          <w:b w:val="0"/>
+          <w:i w:val="0"/>
+          <w:iCs/>
+          <w:sz w:val="21"/>
+        </w:rPr>
+        <w:t xml:space="preserve"> U </w:t>
+      </w:r>
+      <w:r>
+        <w:rPr>
+          <w:rFonts w:hint="eastAsia" w:eastAsia="FangSong" w:ascii="Times New Roman" w:hAnsi="Times New Roman"/>
+          <w:b w:val="0"/>
+          <w:i w:val="0"/>
+          <w:iCs/>
+          <w:sz w:val="21"/>
+        </w:rPr>
+        <w:t xml:space="preserve">形管）连接。Zn</w:t>
+      </w:r>
+      <w:r>
+        <w:rPr>
+          <w:b w:val="0"/>
+          <w:i w:val="0"/>
+          <w:iCs/>
+          <w:sz w:val="21"/>
+        </w:rPr>
+        <w:t xml:space="preserve"> </w:t>
+      </w:r>
+      <w:r>
+        <w:rPr>
+          <w:rFonts w:hint="eastAsia" w:eastAsia="FangSong" w:ascii="Times New Roman" w:hAnsi="Times New Roman"/>
+          <w:b w:val="0"/>
+          <w:i w:val="0"/>
+          <w:iCs/>
+          <w:sz w:val="21"/>
+        </w:rPr>
+        <w:t xml:space="preserve">被氧化（Zn</w:t>
+      </w:r>
+      <w:r>
+        <w:rPr>
+          <w:b w:val="0"/>
+          <w:i w:val="0"/>
+          <w:iCs/>
+          <w:sz w:val="21"/>
+        </w:rPr>
+        <w:t xml:space="preserve"> → Zn²⁺ + </w:t>
+      </w:r>
+      <w:r>
+        <w:rPr>
+          <w:rFonts w:hint="eastAsia" w:eastAsia="FangSong" w:ascii="Times New Roman" w:hAnsi="Times New Roman"/>
+          <w:b w:val="0"/>
+          <w:i w:val="0"/>
+          <w:iCs/>
+          <w:sz w:val="21"/>
+        </w:rPr>
+        <w:t xml:space="preserve">2e⁻），Cu²⁺</w:t>
+      </w:r>
+      <w:r>
+        <w:rPr>
+          <w:b w:val="0"/>
+          <w:i w:val="0"/>
+          <w:iCs/>
+          <w:sz w:val="21"/>
+        </w:rPr>
+        <w:t xml:space="preserve"> </w:t>
+      </w:r>
+      <w:r>
+        <w:rPr>
+          <w:rFonts w:hint="eastAsia" w:eastAsia="FangSong" w:ascii="Times New Roman" w:hAnsi="Times New Roman"/>
+          <w:b w:val="0"/>
+          <w:i w:val="0"/>
+          <w:iCs/>
+          <w:sz w:val="21"/>
+        </w:rPr>
+        <w:t xml:space="preserve">被还原（Cu²⁺</w:t>
+      </w:r>
+      <w:r>
+        <w:rPr>
+          <w:b w:val="0"/>
+          <w:i w:val="0"/>
+          <w:iCs/>
+          <w:sz w:val="21"/>
+        </w:rPr>
+        <w:t xml:space="preserve"> + 2e⁻ → </w:t>
+      </w:r>
+      <w:r>
+        <w:rPr>
+          <w:rFonts w:hint="eastAsia" w:eastAsia="FangSong" w:ascii="Times New Roman" w:hAnsi="Times New Roman"/>
+          <w:b w:val="0"/>
+          <w:i w:val="0"/>
+          <w:iCs/>
+          <w:sz w:val="21"/>
+        </w:rPr>
+        <w:t xml:space="preserve">Cu），电子经导线从</w:t>
+      </w:r>
+      <w:r>
+        <w:rPr>
+          <w:b w:val="0"/>
+          <w:i w:val="0"/>
+          <w:iCs/>
+          <w:sz w:val="21"/>
+        </w:rPr>
+        <w:t xml:space="preserve"> Zn </w:t>
+      </w:r>
+      <w:r>
+        <w:rPr>
+          <w:rFonts w:hint="eastAsia" w:eastAsia="FangSong" w:ascii="Times New Roman" w:hAnsi="Times New Roman"/>
+          <w:b w:val="0"/>
+          <w:i w:val="0"/>
+          <w:iCs/>
+          <w:sz w:val="21"/>
+        </w:rPr>
+        <w:t xml:space="preserve">极流向</w:t>
+      </w:r>
+      <w:r>
+        <w:rPr>
+          <w:b w:val="0"/>
+          <w:i w:val="0"/>
+          <w:iCs/>
+          <w:sz w:val="21"/>
+        </w:rPr>
+        <w:t xml:space="preserve"> Cu </w:t>
+      </w:r>
+      <w:r>
+        <w:rPr>
+          <w:rFonts w:hint="eastAsia" w:eastAsia="FangSong" w:ascii="Times New Roman" w:hAnsi="Times New Roman"/>
+          <w:b w:val="0"/>
+          <w:i w:val="0"/>
+          <w:iCs/>
+          <w:sz w:val="21"/>
+        </w:rPr>
+        <w:t xml:space="preserve">极产生电流。该装置直观展示了氧化还原反应中电子转移与电能转化的关系（普化原理第4版</w:t>
+      </w:r>
+      <w:r>
+        <w:rPr>
+          <w:b w:val="0"/>
+          <w:i w:val="0"/>
+          <w:iCs/>
+          <w:sz w:val="21"/>
+        </w:rPr>
+        <w:t xml:space="preserve"> </w:t>
+      </w:r>
+      <w:r>
+        <w:rPr>
+          <w:rFonts w:hint="eastAsia" w:eastAsia="FangSong" w:ascii="Times New Roman" w:hAnsi="Times New Roman"/>
+          <w:b w:val="0"/>
+          <w:i w:val="0"/>
+          <w:iCs/>
+          <w:sz w:val="21"/>
+        </w:rPr>
+        <w:t xml:space="preserve">图10.1）</w:t>
+      </w:r>
+    </w:p>
+    <w:p>
       <w:r>
         <w:pict>
           <v:rect style="width:0;height:1.5pt" o:hralign="center" o:hrstd="t" o:hr="t"/>
         </w:pict>
       </w:r>
     </w:p>
-    <w:bookmarkEnd w:id="19"/>
-    <w:bookmarkEnd w:id="20"/>
-    <w:bookmarkEnd w:id="21"/>
-    <w:bookmarkStart w:id="28" w:name="三氧化还原反应方程式的配平化合价升降法"/>
+    <w:bookmarkEnd w:id="22"/>
+    <w:bookmarkEnd w:id="23"/>
+    <w:bookmarkEnd w:id="24"/>
+    <w:bookmarkStart w:id="31" w:name="三氧化还原反应方程式的配平化合价升降法"/>
     <w:p>
       <w:pPr>
         <w:pStyle w:val="Heading2"/>
@@ -5008,7 +5359,7 @@
         <w:t xml:space="preserve">（离子反应）：反应前后离子电荷总数相等</w:t>
       </w:r>
     </w:p>
-    <w:bookmarkStart w:id="22" w:name="标准配平步骤五步法"/>
+    <w:bookmarkStart w:id="25" w:name="标准配平步骤五步法"/>
     <w:p>
       <w:pPr>
         <w:pStyle w:val="Heading3"/>
@@ -5037,6 +5388,14 @@
         <w:t xml:space="preserve"> </w:t>
       </w:r>
       <m:oMath>
+        <m:oMathPr>
+          <m:ctrlPr>
+            <w:rPr>
+              <w:sz w:val="28"/>
+              <w:szCs w:val="28"/>
+            </w:rPr>
+          </m:ctrlPr>
+        </m:oMathPr>
         <m:sSub>
           <m:e>
             <m:r>
@@ -5395,6 +5754,14 @@
         <w:t xml:space="preserve">变价元素：</w:t>
       </w:r>
       <m:oMath>
+        <m:oMathPr>
+          <m:ctrlPr>
+            <w:rPr>
+              <w:sz w:val="28"/>
+              <w:szCs w:val="28"/>
+            </w:rPr>
+          </m:ctrlPr>
+        </m:oMathPr>
         <m:r>
           <m:rPr>
             <m:sty m:val="p"/>
@@ -5457,6 +5824,14 @@
         <w:t xml:space="preserve">（降低）；</w:t>
       </w:r>
       <m:oMath>
+        <m:oMathPr>
+          <m:ctrlPr>
+            <w:rPr>
+              <w:sz w:val="28"/>
+              <w:szCs w:val="28"/>
+            </w:rPr>
+          </m:ctrlPr>
+        </m:oMathPr>
         <m:r>
           <m:rPr>
             <m:sty m:val="p"/>
@@ -5541,6 +5916,14 @@
         <w:t xml:space="preserve"> </w:t>
       </w:r>
       <m:oMath>
+        <m:oMathPr>
+          <m:ctrlPr>
+            <w:rPr>
+              <w:sz w:val="28"/>
+              <w:szCs w:val="28"/>
+            </w:rPr>
+          </m:ctrlPr>
+        </m:oMathPr>
         <m:sSub>
           <m:e>
             <m:r>
@@ -5637,6 +6020,12 @@
       <m:oMathPara>
         <m:oMathParaPr>
           <m:jc m:val="center"/>
+          <m:ctrlPr>
+            <w:rPr>
+              <w:sz w:val="28"/>
+              <w:szCs w:val="28"/>
+            </w:rPr>
+          </m:ctrlPr>
         </m:oMathParaPr>
         <m:oMath>
           <m:sSup>
@@ -5809,6 +6198,12 @@
       <m:oMathPara>
         <m:oMathParaPr>
           <m:jc m:val="center"/>
+          <m:ctrlPr>
+            <w:rPr>
+              <w:sz w:val="28"/>
+              <w:szCs w:val="28"/>
+            </w:rPr>
+          </m:ctrlPr>
         </m:oMathParaPr>
         <m:oMath>
           <m:r>
@@ -5974,6 +6369,12 @@
       <m:oMathPara>
         <m:oMathParaPr>
           <m:jc m:val="center"/>
+          <m:ctrlPr>
+            <w:rPr>
+              <w:sz w:val="28"/>
+              <w:szCs w:val="28"/>
+            </w:rPr>
+          </m:ctrlPr>
         </m:oMathParaPr>
         <m:oMath>
           <m:sSub>
@@ -6161,6 +6562,14 @@
         <w:t xml:space="preserve">即：</w:t>
       </w:r>
       <m:oMath>
+        <m:oMathPr>
+          <m:ctrlPr>
+            <w:rPr>
+              <w:sz w:val="28"/>
+              <w:szCs w:val="28"/>
+            </w:rPr>
+          </m:ctrlPr>
+        </m:oMathPr>
         <m:sSub>
           <m:e>
             <m:r>
@@ -6370,6 +6779,14 @@
         <w:t xml:space="preserve"> </w:t>
       </w:r>
       <m:oMath>
+        <m:oMathPr>
+          <m:ctrlPr>
+            <w:rPr>
+              <w:sz w:val="28"/>
+              <w:szCs w:val="28"/>
+            </w:rPr>
+          </m:ctrlPr>
+        </m:oMathPr>
         <m:sSub>
           <m:e>
             <m:r>
@@ -6510,6 +6927,12 @@
       <m:oMathPara>
         <m:oMathParaPr>
           <m:jc m:val="center"/>
+          <m:ctrlPr>
+            <w:rPr>
+              <w:sz w:val="28"/>
+              <w:szCs w:val="28"/>
+            </w:rPr>
+          </m:ctrlPr>
         </m:oMathParaPr>
         <m:oMath>
           <m:borderBox>
@@ -6855,8 +7278,8 @@
         </m:oMath>
       </m:oMathPara>
     </w:p>
-    <w:bookmarkEnd w:id="22"/>
-    <w:bookmarkStart w:id="23" w:name="特殊类型一生成物着手部分变价"/>
+    <w:bookmarkEnd w:id="25"/>
+    <w:bookmarkStart w:id="26" w:name="特殊类型一生成物着手部分变价"/>
     <w:p>
       <w:pPr>
         <w:pStyle w:val="Heading3"/>
@@ -6904,6 +7327,14 @@
         <w:t xml:space="preserve"> </w:t>
       </w:r>
       <m:oMath>
+        <m:oMathPr>
+          <m:ctrlPr>
+            <w:rPr>
+              <w:sz w:val="28"/>
+              <w:szCs w:val="28"/>
+            </w:rPr>
+          </m:ctrlPr>
+        </m:oMathPr>
         <m:r>
           <m:rPr>
             <m:sty m:val="p"/>
@@ -7108,6 +7539,14 @@
         <w:t xml:space="preserve"> </w:t>
       </w:r>
       <m:oMath>
+        <m:oMathPr>
+          <m:ctrlPr>
+            <w:rPr>
+              <w:sz w:val="28"/>
+              <w:szCs w:val="28"/>
+            </w:rPr>
+          </m:ctrlPr>
+        </m:oMathPr>
         <m:r>
           <m:rPr>
             <m:sty m:val="p"/>
@@ -7259,6 +7698,14 @@
         <w:t xml:space="preserve"> </w:t>
       </w:r>
       <m:oMath>
+        <m:oMathPr>
+          <m:ctrlPr>
+            <w:rPr>
+              <w:sz w:val="28"/>
+              <w:szCs w:val="28"/>
+            </w:rPr>
+          </m:ctrlPr>
+        </m:oMathPr>
         <m:r>
           <m:rPr>
             <m:sty m:val="p"/>
@@ -7527,6 +7974,14 @@
         <w:t xml:space="preserve"> </w:t>
       </w:r>
       <m:oMath>
+        <m:oMathPr>
+          <m:ctrlPr>
+            <w:rPr>
+              <w:sz w:val="28"/>
+              <w:szCs w:val="28"/>
+            </w:rPr>
+          </m:ctrlPr>
+        </m:oMathPr>
         <m:r>
           <m:rPr>
             <m:sty m:val="p"/>
@@ -7669,6 +8124,12 @@
       <m:oMathPara>
         <m:oMathParaPr>
           <m:jc m:val="center"/>
+          <m:ctrlPr>
+            <w:rPr>
+              <w:sz w:val="28"/>
+              <w:szCs w:val="28"/>
+            </w:rPr>
+          </m:ctrlPr>
         </m:oMathParaPr>
         <m:oMath>
           <m:r>
@@ -7841,6 +8302,12 @@
       <m:oMathPara>
         <m:oMathParaPr>
           <m:jc m:val="center"/>
+          <m:ctrlPr>
+            <w:rPr>
+              <w:sz w:val="28"/>
+              <w:szCs w:val="28"/>
+            </w:rPr>
+          </m:ctrlPr>
         </m:oMathParaPr>
         <m:oMath>
           <m:borderBox>
@@ -8036,8 +8503,8 @@
         </m:oMath>
       </m:oMathPara>
     </w:p>
-    <w:bookmarkEnd w:id="23"/>
-    <w:bookmarkStart w:id="24" w:name="特殊类型二一种物质中多种元素同时变价"/>
+    <w:bookmarkEnd w:id="26"/>
+    <w:bookmarkStart w:id="27" w:name="特殊类型二一种物质中多种元素同时变价"/>
     <w:p>
       <w:pPr>
         <w:pStyle w:val="Heading3"/>
@@ -8074,6 +8541,14 @@
         <w:t xml:space="preserve"> </w:t>
       </w:r>
       <m:oMath>
+        <m:oMathPr>
+          <m:ctrlPr>
+            <w:rPr>
+              <w:sz w:val="28"/>
+              <w:szCs w:val="28"/>
+            </w:rPr>
+          </m:ctrlPr>
+        </m:oMathPr>
         <m:r>
           <m:rPr>
             <m:sty m:val="p"/>
@@ -8325,6 +8800,14 @@
         <w:t xml:space="preserve"> </w:t>
       </w:r>
       <m:oMath>
+        <m:oMathPr>
+          <m:ctrlPr>
+            <w:rPr>
+              <w:sz w:val="28"/>
+              <w:szCs w:val="28"/>
+            </w:rPr>
+          </m:ctrlPr>
+        </m:oMathPr>
         <m:r>
           <m:rPr>
             <m:sty m:val="p"/>
@@ -8433,6 +8916,14 @@
         <w:t xml:space="preserve">整体升价：</w:t>
       </w:r>
       <m:oMath>
+        <m:oMathPr>
+          <m:ctrlPr>
+            <w:rPr>
+              <w:sz w:val="28"/>
+              <w:szCs w:val="28"/>
+            </w:rPr>
+          </m:ctrlPr>
+        </m:oMathPr>
         <m:r>
           <m:t>1</m:t>
         </m:r>
@@ -8579,6 +9070,14 @@
         <w:t xml:space="preserve"> </w:t>
       </w:r>
       <m:oMath>
+        <m:oMathPr>
+          <m:ctrlPr>
+            <w:rPr>
+              <w:sz w:val="28"/>
+              <w:szCs w:val="28"/>
+            </w:rPr>
+          </m:ctrlPr>
+        </m:oMathPr>
         <m:r>
           <m:rPr>
             <m:sty m:val="p"/>
@@ -8627,6 +9126,12 @@
       <m:oMathPara>
         <m:oMathParaPr>
           <m:jc m:val="center"/>
+          <m:ctrlPr>
+            <w:rPr>
+              <w:sz w:val="28"/>
+              <w:szCs w:val="28"/>
+            </w:rPr>
+          </m:ctrlPr>
         </m:oMathParaPr>
         <m:oMath>
           <m:r>
@@ -8800,6 +9305,12 @@
       <m:oMathPara>
         <m:oMathParaPr>
           <m:jc m:val="center"/>
+          <m:ctrlPr>
+            <w:rPr>
+              <w:sz w:val="28"/>
+              <w:szCs w:val="28"/>
+            </w:rPr>
+          </m:ctrlPr>
         </m:oMathParaPr>
         <m:oMath>
           <m:borderBox>
@@ -8958,12 +9469,6 @@
         <w:pStyle w:val="BlockText"/>
       </w:pPr>
       <w:r>
-        <w:t xml:space="preserve">⚠️</w:t>
-      </w:r>
-      <w:r>
-        <w:t xml:space="preserve"> </w:t>
-      </w:r>
-      <w:r>
         <w:rPr>
           <w:rFonts w:hint="eastAsia" w:eastAsia="SimSun" w:ascii="Times New Roman" w:hAnsi="Times New Roman"/>
           <w:b/>
@@ -9075,6 +9580,14 @@
         <w:t xml:space="preserve"> </w:t>
       </w:r>
       <m:oMath>
+        <m:oMathPr>
+          <m:ctrlPr>
+            <w:rPr>
+              <w:sz w:val="28"/>
+              <w:szCs w:val="28"/>
+            </w:rPr>
+          </m:ctrlPr>
+        </m:oMathPr>
         <m:r>
           <m:rPr>
             <m:sty m:val="p"/>
@@ -9222,8 +9735,8 @@
         <w:t xml:space="preserve">前的具体系数未知。</w:t>
       </w:r>
     </w:p>
-    <w:bookmarkEnd w:id="24"/>
-    <w:bookmarkStart w:id="25" w:name="特殊类型三离子反应电荷守恒辅助"/>
+    <w:bookmarkEnd w:id="27"/>
+    <w:bookmarkStart w:id="28" w:name="特殊类型三离子反应电荷守恒辅助"/>
     <w:p>
       <w:pPr>
         <w:pStyle w:val="Heading3"/>
@@ -9260,6 +9773,14 @@
         <w:t xml:space="preserve"> </w:t>
       </w:r>
       <m:oMath>
+        <m:oMathPr>
+          <m:ctrlPr>
+            <w:rPr>
+              <w:sz w:val="28"/>
+              <w:szCs w:val="28"/>
+            </w:rPr>
+          </m:ctrlPr>
+        </m:oMathPr>
         <m:r>
           <m:rPr>
             <m:sty m:val="p"/>
@@ -9465,6 +9986,12 @@
       <m:oMathPara>
         <m:oMathParaPr>
           <m:jc m:val="center"/>
+          <m:ctrlPr>
+            <w:rPr>
+              <w:sz w:val="28"/>
+              <w:szCs w:val="28"/>
+            </w:rPr>
+          </m:ctrlPr>
         </m:oMathParaPr>
         <m:oMath>
           <m:r>
@@ -9641,6 +10168,14 @@
         <w:t xml:space="preserve">得基本系数：</w:t>
       </w:r>
       <m:oMath>
+        <m:oMathPr>
+          <m:ctrlPr>
+            <w:rPr>
+              <w:sz w:val="28"/>
+              <w:szCs w:val="28"/>
+            </w:rPr>
+          </m:ctrlPr>
+        </m:oMathPr>
         <m:r>
           <m:t>2</m:t>
         </m:r>
@@ -9763,6 +10298,14 @@
         <w:t xml:space="preserve">左边已有电荷：</w:t>
       </w:r>
       <m:oMath>
+        <m:oMathPr>
+          <m:ctrlPr>
+            <w:rPr>
+              <w:sz w:val="28"/>
+              <w:szCs w:val="28"/>
+            </w:rPr>
+          </m:ctrlPr>
+        </m:oMathPr>
         <m:r>
           <m:t>2</m:t>
         </m:r>
@@ -9819,6 +10362,14 @@
         <w:t xml:space="preserve">右边电荷：</w:t>
       </w:r>
       <m:oMath>
+        <m:oMathPr>
+          <m:ctrlPr>
+            <w:rPr>
+              <w:sz w:val="28"/>
+              <w:szCs w:val="28"/>
+            </w:rPr>
+          </m:ctrlPr>
+        </m:oMathPr>
         <m:r>
           <m:t>2</m:t>
         </m:r>
@@ -10088,6 +10639,12 @@
       <m:oMathPara>
         <m:oMathParaPr>
           <m:jc m:val="center"/>
+          <m:ctrlPr>
+            <w:rPr>
+              <w:sz w:val="28"/>
+              <w:szCs w:val="28"/>
+            </w:rPr>
+          </m:ctrlPr>
         </m:oMathParaPr>
         <m:oMath>
           <m:borderBox>
@@ -10291,8 +10848,8 @@
         </m:oMath>
       </m:oMathPara>
     </w:p>
-    <w:bookmarkEnd w:id="25"/>
-    <w:bookmarkStart w:id="26" w:name="特殊类型四含字母系数的配平"/>
+    <w:bookmarkEnd w:id="28"/>
+    <w:bookmarkStart w:id="29" w:name="特殊类型四含字母系数的配平"/>
     <w:p>
       <w:pPr>
         <w:pStyle w:val="Heading3"/>
@@ -10329,6 +10886,14 @@
         <w:t xml:space="preserve"> </w:t>
       </w:r>
       <m:oMath>
+        <m:oMathPr>
+          <m:ctrlPr>
+            <w:rPr>
+              <w:sz w:val="28"/>
+              <w:szCs w:val="28"/>
+            </w:rPr>
+          </m:ctrlPr>
+        </m:oMathPr>
         <m:r>
           <m:rPr>
             <m:sty m:val="p"/>
@@ -10675,6 +11240,14 @@
         <w:t xml:space="preserve"> </w:t>
       </w:r>
       <m:oMath>
+        <m:oMathPr>
+          <m:ctrlPr>
+            <w:rPr>
+              <w:sz w:val="28"/>
+              <w:szCs w:val="28"/>
+            </w:rPr>
+          </m:ctrlPr>
+        </m:oMathPr>
         <m:r>
           <m:rPr>
             <m:sty m:val="p"/>
@@ -10816,6 +11389,14 @@
         <w:t xml:space="preserve">整体升价：</w:t>
       </w:r>
       <m:oMath>
+        <m:oMathPr>
+          <m:ctrlPr>
+            <w:rPr>
+              <w:sz w:val="28"/>
+              <w:szCs w:val="28"/>
+            </w:rPr>
+          </m:ctrlPr>
+        </m:oMathPr>
         <m:r>
           <m:rPr>
             <m:sty m:val="p"/>
@@ -10982,6 +11563,12 @@
       <m:oMathPara>
         <m:oMathParaPr>
           <m:jc m:val="center"/>
+          <m:ctrlPr>
+            <w:rPr>
+              <w:sz w:val="28"/>
+              <w:szCs w:val="28"/>
+            </w:rPr>
+          </m:ctrlPr>
         </m:oMathParaPr>
         <m:oMath>
           <m:r>
@@ -11248,6 +11835,12 @@
       <m:oMathPara>
         <m:oMathParaPr>
           <m:jc m:val="center"/>
+          <m:ctrlPr>
+            <w:rPr>
+              <w:sz w:val="28"/>
+              <w:szCs w:val="28"/>
+            </w:rPr>
+          </m:ctrlPr>
         </m:oMathParaPr>
         <m:oMath>
           <m:borderBox>
@@ -11587,8 +12180,8 @@
         </m:oMath>
       </m:oMathPara>
     </w:p>
-    <w:bookmarkEnd w:id="26"/>
-    <w:bookmarkStart w:id="27" w:name="特殊类型五化合价全未知零价法"/>
+    <w:bookmarkEnd w:id="29"/>
+    <w:bookmarkStart w:id="30" w:name="特殊类型五化合价全未知零价法"/>
     <w:p>
       <w:pPr>
         <w:pStyle w:val="Heading3"/>
@@ -11645,6 +12238,14 @@
         <w:t xml:space="preserve"> </w:t>
       </w:r>
       <m:oMath>
+        <m:oMathPr>
+          <m:ctrlPr>
+            <w:rPr>
+              <w:sz w:val="28"/>
+              <w:szCs w:val="28"/>
+            </w:rPr>
+          </m:ctrlPr>
+        </m:oMathPr>
         <m:r>
           <m:rPr>
             <m:sty m:val="p"/>
@@ -12069,6 +12670,14 @@
         <w:t xml:space="preserve">整体升价：</w:t>
       </w:r>
       <m:oMath>
+        <m:oMathPr>
+          <m:ctrlPr>
+            <w:rPr>
+              <w:sz w:val="28"/>
+              <w:szCs w:val="28"/>
+            </w:rPr>
+          </m:ctrlPr>
+        </m:oMathPr>
         <m:r>
           <m:t>9</m:t>
         </m:r>
@@ -12193,6 +12802,12 @@
       <m:oMathPara>
         <m:oMathParaPr>
           <m:jc m:val="center"/>
+          <m:ctrlPr>
+            <w:rPr>
+              <w:sz w:val="28"/>
+              <w:szCs w:val="28"/>
+            </w:rPr>
+          </m:ctrlPr>
         </m:oMathParaPr>
         <m:oMath>
           <m:r>
@@ -12437,6 +13052,14 @@
         <w:t xml:space="preserve"> </w:t>
       </w:r>
       <m:oMath>
+        <m:oMathPr>
+          <m:ctrlPr>
+            <w:rPr>
+              <w:sz w:val="28"/>
+              <w:szCs w:val="28"/>
+            </w:rPr>
+          </m:ctrlPr>
+        </m:oMathPr>
         <m:r>
           <m:rPr>
             <m:sty m:val="p"/>
@@ -12517,6 +13140,14 @@
         <w:t xml:space="preserve"> </w:t>
       </w:r>
       <m:oMath>
+        <m:oMathPr>
+          <m:ctrlPr>
+            <w:rPr>
+              <w:sz w:val="28"/>
+              <w:szCs w:val="28"/>
+            </w:rPr>
+          </m:ctrlPr>
+        </m:oMathPr>
         <m:r>
           <m:rPr>
             <m:sty m:val="p"/>
@@ -12705,6 +13336,12 @@
       <m:oMathPara>
         <m:oMathParaPr>
           <m:jc m:val="center"/>
+          <m:ctrlPr>
+            <w:rPr>
+              <w:sz w:val="28"/>
+              <w:szCs w:val="28"/>
+            </w:rPr>
+          </m:ctrlPr>
         </m:oMathParaPr>
         <m:oMath>
           <m:borderBox>
@@ -12965,12 +13602,6 @@
         <w:pStyle w:val="BlockText"/>
       </w:pPr>
       <w:r>
-        <w:t xml:space="preserve">💡</w:t>
-      </w:r>
-      <w:r>
-        <w:t xml:space="preserve"> </w:t>
-      </w:r>
-      <w:r>
         <w:rPr>
           <w:rFonts w:hint="eastAsia" w:eastAsia="SimSun" w:ascii="Times New Roman" w:hAnsi="Times New Roman"/>
           <w:b/>
@@ -13090,9 +13721,9 @@
         </w:pict>
       </w:r>
     </w:p>
-    <w:bookmarkEnd w:id="27"/>
-    <w:bookmarkEnd w:id="28"/>
-    <w:bookmarkStart w:id="33" w:name="四氧化还原反应方程式的配平离子-电子法半反应法"/>
+    <w:bookmarkEnd w:id="30"/>
+    <w:bookmarkEnd w:id="31"/>
+    <w:bookmarkStart w:id="36" w:name="四氧化还原反应方程式的配平离子-电子法半反应法"/>
     <w:p>
       <w:pPr>
         <w:pStyle w:val="Heading2"/>
@@ -13157,7 +13788,7 @@
         <w:t xml:space="preserve">的复杂氧化还原反应时，比化合价升降法更直观、更系统。</w:t>
       </w:r>
     </w:p>
-    <w:bookmarkStart w:id="29" w:name="配平步骤"/>
+    <w:bookmarkStart w:id="32" w:name="配平步骤"/>
     <w:p>
       <w:pPr>
         <w:pStyle w:val="Heading3"/>
@@ -13512,8 +14143,8 @@
         <w:t xml:space="preserve">4：消去两边相同项，得到总反应</w:t>
       </w:r>
     </w:p>
-    <w:bookmarkEnd w:id="29"/>
-    <w:bookmarkStart w:id="30" w:name="不同介质中的配平规则"/>
+    <w:bookmarkEnd w:id="32"/>
+    <w:bookmarkStart w:id="33" w:name="不同介质中的配平规则"/>
     <w:p>
       <w:pPr>
         <w:pStyle w:val="Heading3"/>
@@ -13549,7 +14180,7 @@
           <w:p>
             <w:pPr>
               <w:pStyle w:val="Compact"/>
-              <w:jc w:val="left"/>
+              <w:jc w:val="center"/>
             </w:pPr>
             <w:r>
               <w:rPr>
@@ -13565,7 +14196,7 @@
           <w:p>
             <w:pPr>
               <w:pStyle w:val="Compact"/>
-              <w:jc w:val="left"/>
+              <w:jc w:val="center"/>
             </w:pPr>
             <w:r>
               <w:rPr>
@@ -13595,7 +14226,7 @@
           <w:p>
             <w:pPr>
               <w:pStyle w:val="Compact"/>
-              <w:jc w:val="left"/>
+              <w:jc w:val="center"/>
             </w:pPr>
             <w:r>
               <w:rPr>
@@ -13627,7 +14258,7 @@
           <w:p>
             <w:pPr>
               <w:pStyle w:val="Compact"/>
-              <w:jc w:val="left"/>
+              <w:jc w:val="center"/>
             </w:pPr>
             <w:r>
               <w:rPr>
@@ -13644,7 +14275,7 @@
           <w:p>
             <w:pPr>
               <w:pStyle w:val="Compact"/>
-              <w:jc w:val="left"/>
+              <w:jc w:val="center"/>
             </w:pPr>
             <w:r>
               <w:rPr>
@@ -13829,7 +14460,7 @@
           <w:p>
             <w:pPr>
               <w:pStyle w:val="Compact"/>
-              <w:jc w:val="left"/>
+              <w:jc w:val="center"/>
             </w:pPr>
             <w:r>
               <w:rPr>
@@ -13890,7 +14521,7 @@
           <w:p>
             <w:pPr>
               <w:pStyle w:val="Compact"/>
-              <w:jc w:val="left"/>
+              <w:jc w:val="center"/>
             </w:pPr>
             <w:r>
               <w:rPr>
@@ -13907,7 +14538,7 @@
           <w:p>
             <w:pPr>
               <w:pStyle w:val="Compact"/>
-              <w:jc w:val="left"/>
+              <w:jc w:val="center"/>
             </w:pPr>
             <w:r>
               <w:rPr>
@@ -14104,7 +14735,7 @@
           <w:p>
             <w:pPr>
               <w:pStyle w:val="Compact"/>
-              <w:jc w:val="left"/>
+              <w:jc w:val="center"/>
             </w:pPr>
             <w:r>
               <w:rPr>
@@ -14133,7 +14764,7 @@
           <w:p>
             <w:pPr>
               <w:pStyle w:val="Compact"/>
-              <w:jc w:val="left"/>
+              <w:jc w:val="center"/>
             </w:pPr>
             <w:r>
               <w:rPr>
@@ -14150,7 +14781,7 @@
           <w:p>
             <w:pPr>
               <w:pStyle w:val="Compact"/>
-              <w:jc w:val="left"/>
+              <w:jc w:val="center"/>
             </w:pPr>
             <w:r>
               <w:rPr>
@@ -14279,7 +14910,7 @@
           <w:p>
             <w:pPr>
               <w:pStyle w:val="Compact"/>
-              <w:jc w:val="left"/>
+              <w:jc w:val="center"/>
             </w:pPr>
             <w:r>
               <w:rPr>
@@ -14296,12 +14927,6 @@
         <w:pStyle w:val="BlockText"/>
       </w:pPr>
       <w:r>
-        <w:t xml:space="preserve">⚠️</w:t>
-      </w:r>
-      <w:r>
-        <w:t xml:space="preserve"> </w:t>
-      </w:r>
-      <w:r>
         <w:rPr>
           <w:rFonts w:hint="eastAsia" w:eastAsia="SimSun" w:ascii="Times New Roman" w:hAnsi="Times New Roman"/>
           <w:b/>
@@ -14316,8 +14941,8 @@
         <w:t xml:space="preserve">：若反应方程式中有空白（缺项），在酸性溶液中缺项不可能是碱，在碱性溶液中缺项不可能是酸。</w:t>
       </w:r>
     </w:p>
-    <w:bookmarkEnd w:id="30"/>
-    <w:bookmarkStart w:id="31" w:name="酸性介质示例"/>
+    <w:bookmarkEnd w:id="33"/>
+    <w:bookmarkStart w:id="34" w:name="酸性介质示例"/>
     <w:p>
       <w:pPr>
         <w:pStyle w:val="Heading3"/>
@@ -14354,6 +14979,14 @@
         <w:t xml:space="preserve"> </w:t>
       </w:r>
       <m:oMath>
+        <m:oMathPr>
+          <m:ctrlPr>
+            <w:rPr>
+              <w:sz w:val="28"/>
+              <w:szCs w:val="28"/>
+            </w:rPr>
+          </m:ctrlPr>
+        </m:oMathPr>
         <m:r>
           <m:rPr>
             <m:sty m:val="p"/>
@@ -14616,6 +15249,14 @@
         <w:t xml:space="preserve">氧化：</w:t>
       </w:r>
       <m:oMath>
+        <m:oMathPr>
+          <m:ctrlPr>
+            <w:rPr>
+              <w:sz w:val="28"/>
+              <w:szCs w:val="28"/>
+            </w:rPr>
+          </m:ctrlPr>
+        </m:oMathPr>
         <m:r>
           <m:rPr>
             <m:sty m:val="p"/>
@@ -14834,6 +15475,14 @@
         <w:t xml:space="preserve">还原：</w:t>
       </w:r>
       <m:oMath>
+        <m:oMathPr>
+          <m:ctrlPr>
+            <w:rPr>
+              <w:sz w:val="28"/>
+              <w:szCs w:val="28"/>
+            </w:rPr>
+          </m:ctrlPr>
+        </m:oMathPr>
         <m:r>
           <m:rPr>
             <m:sty m:val="p"/>
@@ -14975,6 +15624,12 @@
       <m:oMathPara>
         <m:oMathParaPr>
           <m:jc m:val="center"/>
+          <m:ctrlPr>
+            <w:rPr>
+              <w:sz w:val="28"/>
+              <w:szCs w:val="28"/>
+            </w:rPr>
+          </m:ctrlPr>
         </m:oMathParaPr>
         <m:oMath>
           <m:r>
@@ -15228,6 +15883,14 @@
         <w:t xml:space="preserve"> </w:t>
       </w:r>
       <m:oMath>
+        <m:oMathPr>
+          <m:ctrlPr>
+            <w:rPr>
+              <w:sz w:val="28"/>
+              <w:szCs w:val="28"/>
+            </w:rPr>
+          </m:ctrlPr>
+        </m:oMathPr>
         <m:r>
           <m:t>2</m:t>
         </m:r>
@@ -15338,6 +16001,12 @@
       <m:oMathPara>
         <m:oMathParaPr>
           <m:jc m:val="center"/>
+          <m:ctrlPr>
+            <w:rPr>
+              <w:sz w:val="28"/>
+              <w:szCs w:val="28"/>
+            </w:rPr>
+          </m:ctrlPr>
         </m:oMathParaPr>
         <m:oMath>
           <m:r>
@@ -15574,6 +16243,14 @@
         <w:t xml:space="preserve"> </w:t>
       </w:r>
       <m:oMath>
+        <m:oMathPr>
+          <m:ctrlPr>
+            <w:rPr>
+              <w:sz w:val="28"/>
+              <w:szCs w:val="28"/>
+            </w:rPr>
+          </m:ctrlPr>
+        </m:oMathPr>
         <m:r>
           <m:t>20</m:t>
         </m:r>
@@ -15698,6 +16375,12 @@
       <m:oMathPara>
         <m:oMathParaPr>
           <m:jc m:val="center"/>
+          <m:ctrlPr>
+            <w:rPr>
+              <w:sz w:val="28"/>
+              <w:szCs w:val="28"/>
+            </w:rPr>
+          </m:ctrlPr>
         </m:oMathParaPr>
         <m:oMath>
           <m:r>
@@ -15952,6 +16635,14 @@
         <w:t xml:space="preserve"> </w:t>
       </w:r>
       <m:oMath>
+        <m:oMathPr>
+          <m:ctrlPr>
+            <w:rPr>
+              <w:sz w:val="28"/>
+              <w:szCs w:val="28"/>
+            </w:rPr>
+          </m:ctrlPr>
+        </m:oMathPr>
         <m:r>
           <m:t>2</m:t>
         </m:r>
@@ -16119,6 +16810,12 @@
       <m:oMathPara>
         <m:oMathParaPr>
           <m:jc m:val="center"/>
+          <m:ctrlPr>
+            <w:rPr>
+              <w:sz w:val="28"/>
+              <w:szCs w:val="28"/>
+            </w:rPr>
+          </m:ctrlPr>
         </m:oMathParaPr>
         <m:oMath>
           <m:borderBox>
@@ -16433,6 +17130,12 @@
       <m:oMathPara>
         <m:oMathParaPr>
           <m:jc m:val="center"/>
+          <m:ctrlPr>
+            <w:rPr>
+              <w:sz w:val="28"/>
+              <w:szCs w:val="28"/>
+            </w:rPr>
+          </m:ctrlPr>
         </m:oMathParaPr>
         <m:oMath>
           <m:r>
@@ -16642,6 +17345,12 @@
       <m:oMathPara>
         <m:oMathParaPr>
           <m:jc m:val="center"/>
+          <m:ctrlPr>
+            <w:rPr>
+              <w:sz w:val="28"/>
+              <w:szCs w:val="28"/>
+            </w:rPr>
+          </m:ctrlPr>
         </m:oMathParaPr>
         <m:oMath>
           <m:r>
@@ -16825,6 +17534,14 @@
         <w:t xml:space="preserve"> </w:t>
       </w:r>
       <m:oMath>
+        <m:oMathPr>
+          <m:ctrlPr>
+            <w:rPr>
+              <w:sz w:val="28"/>
+              <w:szCs w:val="28"/>
+            </w:rPr>
+          </m:ctrlPr>
+        </m:oMathPr>
         <m:r>
           <m:rPr>
             <m:sty m:val="p"/>
@@ -16968,6 +17685,12 @@
       <m:oMathPara>
         <m:oMathParaPr>
           <m:jc m:val="center"/>
+          <m:ctrlPr>
+            <w:rPr>
+              <w:sz w:val="28"/>
+              <w:szCs w:val="28"/>
+            </w:rPr>
+          </m:ctrlPr>
         </m:oMathParaPr>
         <m:oMath>
           <m:borderBox>
@@ -17255,6 +17978,14 @@
         <w:t xml:space="preserve"> </w:t>
       </w:r>
       <m:oMath>
+        <m:oMathPr>
+          <m:ctrlPr>
+            <w:rPr>
+              <w:sz w:val="28"/>
+              <w:szCs w:val="28"/>
+            </w:rPr>
+          </m:ctrlPr>
+        </m:oMathPr>
         <m:r>
           <m:rPr>
             <m:sty m:val="p"/>
@@ -17313,6 +18044,14 @@
         <w:t xml:space="preserve">3：</w:t>
       </w:r>
       <m:oMath>
+        <m:oMathPr>
+          <m:ctrlPr>
+            <w:rPr>
+              <w:sz w:val="28"/>
+              <w:szCs w:val="28"/>
+            </w:rPr>
+          </m:ctrlPr>
+        </m:oMathPr>
         <m:r>
           <m:t>3</m:t>
         </m:r>
@@ -17574,6 +18313,14 @@
         <w:t xml:space="preserve">14：</w:t>
       </w:r>
       <m:oMath>
+        <m:oMathPr>
+          <m:ctrlPr>
+            <w:rPr>
+              <w:sz w:val="28"/>
+              <w:szCs w:val="28"/>
+            </w:rPr>
+          </m:ctrlPr>
+        </m:oMathPr>
         <m:r>
           <m:t>14</m:t>
         </m:r>
@@ -17816,6 +18563,12 @@
       <m:oMathPara>
         <m:oMathParaPr>
           <m:jc m:val="center"/>
+          <m:ctrlPr>
+            <w:rPr>
+              <w:sz w:val="28"/>
+              <w:szCs w:val="28"/>
+            </w:rPr>
+          </m:ctrlPr>
         </m:oMathParaPr>
         <m:oMath>
           <m:r>
@@ -18167,6 +18920,12 @@
       <m:oMathPara>
         <m:oMathParaPr>
           <m:jc m:val="center"/>
+          <m:ctrlPr>
+            <w:rPr>
+              <w:sz w:val="28"/>
+              <w:szCs w:val="28"/>
+            </w:rPr>
+          </m:ctrlPr>
         </m:oMathParaPr>
         <m:oMath>
           <m:borderBox>
@@ -18473,8 +19232,8 @@
         </m:oMath>
       </m:oMathPara>
     </w:p>
-    <w:bookmarkEnd w:id="31"/>
-    <w:bookmarkStart w:id="32" w:name="化合价升降法-vs-离子-电子法"/>
+    <w:bookmarkEnd w:id="34"/>
+    <w:bookmarkStart w:id="35" w:name="化合价升降法-vs-离子-电子法"/>
     <w:p>
       <w:pPr>
         <w:pStyle w:val="Heading3"/>
@@ -18519,7 +19278,7 @@
           <w:p>
             <w:pPr>
               <w:pStyle w:val="Compact"/>
-              <w:jc w:val="left"/>
+              <w:jc w:val="center"/>
             </w:pPr>
             <w:r>
               <w:rPr>
@@ -18535,7 +19294,7 @@
           <w:p>
             <w:pPr>
               <w:pStyle w:val="Compact"/>
-              <w:jc w:val="left"/>
+              <w:jc w:val="center"/>
             </w:pPr>
             <w:r>
               <w:rPr>
@@ -18551,7 +19310,7 @@
           <w:p>
             <w:pPr>
               <w:pStyle w:val="Compact"/>
-              <w:jc w:val="left"/>
+              <w:jc w:val="center"/>
             </w:pPr>
             <w:r>
               <w:rPr>
@@ -18569,7 +19328,7 @@
           <w:p>
             <w:pPr>
               <w:pStyle w:val="Compact"/>
-              <w:jc w:val="left"/>
+              <w:jc w:val="center"/>
             </w:pPr>
             <w:r>
               <w:rPr>
@@ -18586,7 +19345,7 @@
           <w:p>
             <w:pPr>
               <w:pStyle w:val="Compact"/>
-              <w:jc w:val="left"/>
+              <w:jc w:val="center"/>
             </w:pPr>
             <w:r>
               <w:rPr>
@@ -18601,7 +19360,7 @@
           <w:p>
             <w:pPr>
               <w:pStyle w:val="Compact"/>
-              <w:jc w:val="left"/>
+              <w:jc w:val="center"/>
             </w:pPr>
             <w:r>
               <w:rPr>
@@ -18618,7 +19377,7 @@
           <w:p>
             <w:pPr>
               <w:pStyle w:val="Compact"/>
-              <w:jc w:val="left"/>
+              <w:jc w:val="center"/>
             </w:pPr>
             <w:r>
               <w:rPr>
@@ -18635,7 +19394,7 @@
           <w:p>
             <w:pPr>
               <w:pStyle w:val="Compact"/>
-              <w:jc w:val="left"/>
+              <w:jc w:val="center"/>
             </w:pPr>
             <w:r>
               <w:rPr>
@@ -18662,7 +19421,7 @@
           <w:p>
             <w:pPr>
               <w:pStyle w:val="Compact"/>
-              <w:jc w:val="left"/>
+              <w:jc w:val="center"/>
             </w:pPr>
             <w:r>
               <w:rPr>
@@ -18691,7 +19450,7 @@
           <w:p>
             <w:pPr>
               <w:pStyle w:val="Compact"/>
-              <w:jc w:val="left"/>
+              <w:jc w:val="center"/>
             </w:pPr>
             <w:r>
               <w:rPr>
@@ -18708,7 +19467,7 @@
           <w:p>
             <w:pPr>
               <w:pStyle w:val="Compact"/>
-              <w:jc w:val="left"/>
+              <w:jc w:val="center"/>
             </w:pPr>
             <w:r>
               <w:rPr>
@@ -18723,7 +19482,7 @@
           <w:p>
             <w:pPr>
               <w:pStyle w:val="Compact"/>
-              <w:jc w:val="left"/>
+              <w:jc w:val="center"/>
             </w:pPr>
             <w:r>
               <w:rPr>
@@ -18740,7 +19499,7 @@
           <w:p>
             <w:pPr>
               <w:pStyle w:val="Compact"/>
-              <w:jc w:val="left"/>
+              <w:jc w:val="center"/>
             </w:pPr>
             <w:r>
               <w:rPr>
@@ -18757,7 +19516,7 @@
           <w:p>
             <w:pPr>
               <w:pStyle w:val="Compact"/>
-              <w:jc w:val="left"/>
+              <w:jc w:val="center"/>
             </w:pPr>
             <w:r>
               <w:rPr>
@@ -18772,7 +19531,7 @@
           <w:p>
             <w:pPr>
               <w:pStyle w:val="Compact"/>
-              <w:jc w:val="left"/>
+              <w:jc w:val="center"/>
             </w:pPr>
             <w:r>
               <w:rPr>
@@ -18789,7 +19548,7 @@
           <w:p>
             <w:pPr>
               <w:pStyle w:val="Compact"/>
-              <w:jc w:val="left"/>
+              <w:jc w:val="center"/>
             </w:pPr>
             <w:r>
               <w:rPr>
@@ -18806,7 +19565,7 @@
           <w:p>
             <w:pPr>
               <w:pStyle w:val="Compact"/>
-              <w:jc w:val="left"/>
+              <w:jc w:val="center"/>
             </w:pPr>
             <w:r>
               <w:rPr>
@@ -18821,7 +19580,7 @@
           <w:p>
             <w:pPr>
               <w:pStyle w:val="Compact"/>
-              <w:jc w:val="left"/>
+              <w:jc w:val="center"/>
             </w:pPr>
             <w:r>
               <w:rPr>
@@ -18879,9 +19638,9 @@
         </w:pict>
       </w:r>
     </w:p>
-    <w:bookmarkEnd w:id="32"/>
-    <w:bookmarkEnd w:id="33"/>
-    <w:bookmarkStart w:id="38" w:name="五影响氧化还原反应的因素"/>
+    <w:bookmarkEnd w:id="35"/>
+    <w:bookmarkEnd w:id="36"/>
+    <w:bookmarkStart w:id="41" w:name="五影响氧化还原反应的因素"/>
     <w:p>
       <w:pPr>
         <w:pStyle w:val="Heading2"/>
@@ -18904,7 +19663,7 @@
         <w:t xml:space="preserve">一个氧化还原反应能否发生、发生到什么程度、产物是什么，受多种因素影响。</w:t>
       </w:r>
     </w:p>
-    <w:bookmarkStart w:id="34" w:name="反应物自身的性质"/>
+    <w:bookmarkStart w:id="37" w:name="反应物自身的性质"/>
     <w:p>
       <w:pPr>
         <w:pStyle w:val="Heading3"/>
@@ -18930,6 +19689,14 @@
         <w:t xml:space="preserve">这是决定因素。若氧化剂的电极电势（</w:t>
       </w:r>
       <m:oMath>
+        <m:oMathPr>
+          <m:ctrlPr>
+            <w:rPr>
+              <w:sz w:val="28"/>
+              <w:szCs w:val="28"/>
+            </w:rPr>
+          </m:ctrlPr>
+        </m:oMathPr>
         <m:sSub>
           <m:e>
             <m:r>
@@ -18954,6 +19721,14 @@
         <w:t xml:space="preserve">）高于还原剂的电极电势（</w:t>
       </w:r>
       <m:oMath>
+        <m:oMathPr>
+          <m:ctrlPr>
+            <w:rPr>
+              <w:sz w:val="28"/>
+              <w:szCs w:val="28"/>
+            </w:rPr>
+          </m:ctrlPr>
+        </m:oMathPr>
         <m:sSub>
           <m:e>
             <m:r>
@@ -18989,6 +19764,14 @@
         <w:t xml:space="preserve">例如：</w:t>
       </w:r>
       <m:oMath>
+        <m:oMathPr>
+          <m:ctrlPr>
+            <w:rPr>
+              <w:sz w:val="28"/>
+              <w:szCs w:val="28"/>
+            </w:rPr>
+          </m:ctrlPr>
+        </m:oMathPr>
         <m:sSup>
           <m:e>
             <m:r>
@@ -19096,6 +19879,14 @@
         <w:t xml:space="preserve">，</w:t>
       </w:r>
       <m:oMath>
+        <m:oMathPr>
+          <m:ctrlPr>
+            <w:rPr>
+              <w:sz w:val="28"/>
+              <w:szCs w:val="28"/>
+            </w:rPr>
+          </m:ctrlPr>
+        </m:oMathPr>
         <m:sSup>
           <m:e>
             <m:r>
@@ -19212,6 +20003,14 @@
         <w:t xml:space="preserve"> </w:t>
       </w:r>
       <m:oMath>
+        <m:oMathPr>
+          <m:ctrlPr>
+            <w:rPr>
+              <w:sz w:val="28"/>
+              <w:szCs w:val="28"/>
+            </w:rPr>
+          </m:ctrlPr>
+        </m:oMathPr>
         <m:sSup>
           <m:e>
             <m:r>
@@ -19418,6 +20217,12 @@
       <m:oMathPara>
         <m:oMathParaPr>
           <m:jc m:val="center"/>
+          <m:ctrlPr>
+            <w:rPr>
+              <w:sz w:val="28"/>
+              <w:szCs w:val="28"/>
+            </w:rPr>
+          </m:ctrlPr>
         </m:oMathParaPr>
         <m:oMath>
           <m:r>
@@ -19624,8 +20429,8 @@
         </m:oMath>
       </m:oMathPara>
     </w:p>
-    <w:bookmarkEnd w:id="34"/>
-    <w:bookmarkStart w:id="35" w:name="反应物浓度"/>
+    <w:bookmarkEnd w:id="37"/>
+    <w:bookmarkStart w:id="38" w:name="反应物浓度"/>
     <w:p>
       <w:pPr>
         <w:pStyle w:val="Heading3"/>
@@ -19686,6 +20491,12 @@
       <m:oMathPara>
         <m:oMathParaPr>
           <m:jc m:val="center"/>
+          <m:ctrlPr>
+            <w:rPr>
+              <w:sz w:val="28"/>
+              <w:szCs w:val="28"/>
+            </w:rPr>
+          </m:ctrlPr>
         </m:oMathParaPr>
         <m:oMath>
           <m:r>
@@ -19948,7 +20759,7 @@
           <w:p>
             <w:pPr>
               <w:pStyle w:val="Compact"/>
-              <w:jc w:val="left"/>
+              <w:jc w:val="center"/>
             </w:pPr>
             <w:r>
               <w:rPr>
@@ -19964,7 +20775,7 @@
           <w:p>
             <w:pPr>
               <w:pStyle w:val="Compact"/>
-              <w:jc w:val="left"/>
+              <w:jc w:val="center"/>
             </w:pPr>
             <w:r>
               <w:rPr>
@@ -19982,7 +20793,7 @@
           <w:p>
             <w:pPr>
               <w:pStyle w:val="Compact"/>
-              <w:jc w:val="left"/>
+              <w:jc w:val="center"/>
             </w:pPr>
             <w:r>
               <w:rPr>
@@ -19997,7 +20808,7 @@
           <w:p>
             <w:pPr>
               <w:pStyle w:val="Compact"/>
-              <w:jc w:val="left"/>
+              <w:jc w:val="center"/>
             </w:pPr>
             <m:oMath>
               <m:r>
@@ -20040,7 +20851,7 @@
           <w:p>
             <w:pPr>
               <w:pStyle w:val="Compact"/>
-              <w:jc w:val="left"/>
+              <w:jc w:val="center"/>
             </w:pPr>
             <w:r>
               <w:rPr>
@@ -20067,7 +20878,7 @@
           <w:p>
             <w:pPr>
               <w:pStyle w:val="Compact"/>
-              <w:jc w:val="left"/>
+              <w:jc w:val="center"/>
             </w:pPr>
             <m:oMath>
               <m:r>
@@ -20098,7 +20909,7 @@
           <w:p>
             <w:pPr>
               <w:pStyle w:val="Compact"/>
-              <w:jc w:val="left"/>
+              <w:jc w:val="center"/>
             </w:pPr>
             <w:r>
               <w:rPr>
@@ -20125,7 +20936,7 @@
           <w:p>
             <w:pPr>
               <w:pStyle w:val="Compact"/>
-              <w:jc w:val="left"/>
+              <w:jc w:val="center"/>
             </w:pPr>
             <w:r>
               <w:rPr>
@@ -20221,8 +21032,8 @@
         </w:tc>
       </w:tr>
     </w:tbl>
-    <w:bookmarkEnd w:id="35"/>
-    <w:bookmarkStart w:id="36" w:name="反应温度"/>
+    <w:bookmarkEnd w:id="38"/>
+    <w:bookmarkStart w:id="39" w:name="反应温度"/>
     <w:p>
       <w:pPr>
         <w:pStyle w:val="Heading3"/>
@@ -20317,6 +21128,14 @@
         <w:t xml:space="preserve">：</w:t>
       </w:r>
       <m:oMath>
+        <m:oMathPr>
+          <m:ctrlPr>
+            <w:rPr>
+              <w:sz w:val="28"/>
+              <w:szCs w:val="28"/>
+            </w:rPr>
+          </m:ctrlPr>
+        </m:oMathPr>
         <m:r>
           <m:rPr>
             <m:sty m:val="p"/>
@@ -20379,6 +21198,14 @@
         <w:t xml:space="preserve"> </w:t>
       </w:r>
       <m:oMath>
+        <m:oMathPr>
+          <m:ctrlPr>
+            <w:rPr>
+              <w:sz w:val="28"/>
+              <w:szCs w:val="28"/>
+            </w:rPr>
+          </m:ctrlPr>
+        </m:oMathPr>
         <m:sSup>
           <m:e>
             <m:r>
@@ -20630,8 +21457,8 @@
         </m:r>
       </m:oMath>
     </w:p>
-    <w:bookmarkEnd w:id="36"/>
-    <w:bookmarkStart w:id="37" w:name="反应介质ph-值"/>
+    <w:bookmarkEnd w:id="39"/>
+    <w:bookmarkStart w:id="40" w:name="反应介质ph-值"/>
     <w:p>
       <w:pPr>
         <w:pStyle w:val="Heading3"/>
@@ -20712,6 +21539,14 @@
         <w:t xml:space="preserve">、</w:t>
       </w:r>
       <m:oMath>
+        <m:oMathPr>
+          <m:ctrlPr>
+            <w:rPr>
+              <w:sz w:val="28"/>
+              <w:szCs w:val="28"/>
+            </w:rPr>
+          </m:ctrlPr>
+        </m:oMathPr>
         <m:r>
           <m:rPr>
             <m:sty m:val="p"/>
@@ -20862,7 +21697,7 @@
           <w:p>
             <w:pPr>
               <w:pStyle w:val="Compact"/>
-              <w:jc w:val="left"/>
+              <w:jc w:val="center"/>
             </w:pPr>
             <w:r>
               <w:rPr>
@@ -20878,7 +21713,7 @@
           <w:p>
             <w:pPr>
               <w:pStyle w:val="Compact"/>
-              <w:jc w:val="left"/>
+              <w:jc w:val="center"/>
             </w:pPr>
             <w:r>
               <w:rPr>
@@ -20894,7 +21729,7 @@
           <w:p>
             <w:pPr>
               <w:pStyle w:val="Compact"/>
-              <w:jc w:val="left"/>
+              <w:jc w:val="center"/>
             </w:pPr>
             <w:r>
               <w:rPr>
@@ -20910,7 +21745,7 @@
           <w:p>
             <w:pPr>
               <w:pStyle w:val="Compact"/>
-              <w:jc w:val="left"/>
+              <w:jc w:val="center"/>
             </w:pPr>
             <w:r>
               <w:rPr>
@@ -20928,7 +21763,7 @@
           <w:p>
             <w:pPr>
               <w:pStyle w:val="Compact"/>
-              <w:jc w:val="left"/>
+              <w:jc w:val="center"/>
             </w:pPr>
             <w:r>
               <w:rPr>
@@ -20945,7 +21780,7 @@
           <w:p>
             <w:pPr>
               <w:pStyle w:val="Compact"/>
-              <w:jc w:val="left"/>
+              <w:jc w:val="center"/>
             </w:pPr>
             <m:oMath>
               <m:r>
@@ -20986,7 +21821,7 @@
           <w:p>
             <w:pPr>
               <w:pStyle w:val="Compact"/>
-              <w:jc w:val="left"/>
+              <w:jc w:val="center"/>
             </w:pPr>
             <w:r>
               <w:rPr>
@@ -21001,7 +21836,7 @@
           <w:p>
             <w:pPr>
               <w:pStyle w:val="Compact"/>
-              <w:jc w:val="left"/>
+              <w:jc w:val="center"/>
             </w:pPr>
             <m:oMath>
               <m:r>
@@ -21184,7 +22019,7 @@
           <w:p>
             <w:pPr>
               <w:pStyle w:val="Compact"/>
-              <w:jc w:val="left"/>
+              <w:jc w:val="center"/>
             </w:pPr>
             <w:r>
               <w:rPr>
@@ -21201,7 +22036,7 @@
           <w:p>
             <w:pPr>
               <w:pStyle w:val="Compact"/>
-              <w:jc w:val="left"/>
+              <w:jc w:val="center"/>
             </w:pPr>
             <m:oMath>
               <m:r>
@@ -21248,7 +22083,7 @@
           <w:p>
             <w:pPr>
               <w:pStyle w:val="Compact"/>
-              <w:jc w:val="left"/>
+              <w:jc w:val="center"/>
             </w:pPr>
             <w:r>
               <w:rPr>
@@ -21263,7 +22098,7 @@
           <w:p>
             <w:pPr>
               <w:pStyle w:val="Compact"/>
-              <w:jc w:val="left"/>
+              <w:jc w:val="center"/>
             </w:pPr>
             <m:oMath>
               <m:r>
@@ -21458,7 +22293,7 @@
           <w:p>
             <w:pPr>
               <w:pStyle w:val="Compact"/>
-              <w:jc w:val="left"/>
+              <w:jc w:val="center"/>
             </w:pPr>
             <w:r>
               <w:rPr>
@@ -21475,7 +22310,7 @@
           <w:p>
             <w:pPr>
               <w:pStyle w:val="Compact"/>
-              <w:jc w:val="left"/>
+              <w:jc w:val="center"/>
             </w:pPr>
             <m:oMath>
               <m:r>
@@ -21530,7 +22365,7 @@
           <w:p>
             <w:pPr>
               <w:pStyle w:val="Compact"/>
-              <w:jc w:val="left"/>
+              <w:jc w:val="center"/>
             </w:pPr>
             <w:r>
               <w:rPr>
@@ -21545,7 +22380,7 @@
           <w:p>
             <w:pPr>
               <w:pStyle w:val="Compact"/>
-              <w:jc w:val="left"/>
+              <w:jc w:val="center"/>
             </w:pPr>
             <m:oMath>
               <m:r>
@@ -21732,9 +22567,9 @@
         </w:pict>
       </w:r>
     </w:p>
-    <w:bookmarkEnd w:id="37"/>
-    <w:bookmarkEnd w:id="38"/>
-    <w:bookmarkStart w:id="41" w:name="六氧化还原反应的计算得失电子守恒法"/>
+    <w:bookmarkEnd w:id="40"/>
+    <w:bookmarkEnd w:id="41"/>
+    <w:bookmarkStart w:id="44" w:name="六氧化还原反应的计算得失电子守恒法"/>
     <w:p>
       <w:pPr>
         <w:pStyle w:val="Heading2"/>
@@ -21746,7 +22581,7 @@
         <w:t xml:space="preserve">六、氧化还原反应的计算——得失电子守恒法</w:t>
       </w:r>
     </w:p>
-    <w:bookmarkStart w:id="39" w:name="核心原理"/>
+    <w:bookmarkStart w:id="42" w:name="核心原理"/>
     <w:p>
       <w:pPr>
         <w:pStyle w:val="Heading3"/>
@@ -21786,8 +22621,8 @@
         <w:t xml:space="preserve">：整个反应过程中，还原剂失去的电子总数等于氧化剂得到的电子总数。</w:t>
       </w:r>
     </w:p>
-    <w:bookmarkEnd w:id="39"/>
-    <w:bookmarkStart w:id="40" w:name="多步反应的全程电子守恒"/>
+    <w:bookmarkEnd w:id="42"/>
+    <w:bookmarkStart w:id="43" w:name="多步反应的全程电子守恒"/>
     <w:p>
       <w:pPr>
         <w:pStyle w:val="Heading3"/>
@@ -21932,6 +22767,14 @@
         <w:t xml:space="preserve"> </w:t>
       </w:r>
       <m:oMath>
+        <m:oMathPr>
+          <m:ctrlPr>
+            <w:rPr>
+              <w:sz w:val="28"/>
+              <w:szCs w:val="28"/>
+            </w:rPr>
+          </m:ctrlPr>
+        </m:oMathPr>
         <m:r>
           <m:t>25.00</m:t>
         </m:r>
@@ -21955,6 +22798,14 @@
         <w:t xml:space="preserve"> </w:t>
       </w:r>
       <m:oMath>
+        <m:oMathPr>
+          <m:ctrlPr>
+            <w:rPr>
+              <w:sz w:val="28"/>
+              <w:szCs w:val="28"/>
+            </w:rPr>
+          </m:ctrlPr>
+        </m:oMathPr>
         <m:r>
           <m:t>0.049</m:t>
         </m:r>
@@ -22067,6 +22918,14 @@
         <w:t xml:space="preserve"> </w:t>
       </w:r>
       <m:oMath>
+        <m:oMathPr>
+          <m:ctrlPr>
+            <w:rPr>
+              <w:sz w:val="28"/>
+              <w:szCs w:val="28"/>
+            </w:rPr>
+          </m:ctrlPr>
+        </m:oMathPr>
         <m:r>
           <m:t>24.65</m:t>
         </m:r>
@@ -22090,6 +22949,14 @@
         <w:t xml:space="preserve"> </w:t>
       </w:r>
       <m:oMath>
+        <m:oMathPr>
+          <m:ctrlPr>
+            <w:rPr>
+              <w:sz w:val="28"/>
+              <w:szCs w:val="28"/>
+            </w:rPr>
+          </m:ctrlPr>
+        </m:oMathPr>
         <m:r>
           <m:t>0.020</m:t>
         </m:r>
@@ -22208,6 +23075,14 @@
         <w:t xml:space="preserve"> </w:t>
       </w:r>
       <m:oMath>
+        <m:oMathPr>
+          <m:ctrlPr>
+            <w:rPr>
+              <w:sz w:val="28"/>
+              <w:szCs w:val="28"/>
+            </w:rPr>
+          </m:ctrlPr>
+        </m:oMathPr>
         <m:r>
           <m:rPr>
             <m:sty m:val="p"/>
@@ -22796,6 +23671,14 @@
         <w:t xml:space="preserve"> </w:t>
       </w:r>
       <m:oMath>
+        <m:oMathPr>
+          <m:ctrlPr>
+            <w:rPr>
+              <w:sz w:val="28"/>
+              <w:szCs w:val="28"/>
+            </w:rPr>
+          </m:ctrlPr>
+        </m:oMathPr>
         <m:r>
           <m:rPr>
             <m:sty m:val="p"/>
@@ -23018,6 +23901,14 @@
         <w:t xml:space="preserve">羟胺失去电子数：</w:t>
       </w:r>
       <m:oMath>
+        <m:oMathPr>
+          <m:ctrlPr>
+            <w:rPr>
+              <w:sz w:val="28"/>
+              <w:szCs w:val="28"/>
+            </w:rPr>
+          </m:ctrlPr>
+        </m:oMathPr>
         <m:r>
           <m:rPr>
             <m:sty m:val="p"/>
@@ -23148,6 +24039,14 @@
         <w:t xml:space="preserve">得到电子数：</w:t>
       </w:r>
       <m:oMath>
+        <m:oMathPr>
+          <m:ctrlPr>
+            <w:rPr>
+              <w:sz w:val="28"/>
+              <w:szCs w:val="28"/>
+            </w:rPr>
+          </m:ctrlPr>
+        </m:oMathPr>
         <m:r>
           <m:rPr>
             <m:sty m:val="p"/>
@@ -23222,6 +24121,12 @@
       <m:oMathPara>
         <m:oMathParaPr>
           <m:jc m:val="center"/>
+          <m:ctrlPr>
+            <w:rPr>
+              <w:sz w:val="28"/>
+              <w:szCs w:val="28"/>
+            </w:rPr>
+          </m:ctrlPr>
         </m:oMathParaPr>
         <m:oMath>
           <m:r>
@@ -23342,6 +24247,12 @@
       <m:oMathPara>
         <m:oMathParaPr>
           <m:jc m:val="center"/>
+          <m:ctrlPr>
+            <w:rPr>
+              <w:sz w:val="28"/>
+              <w:szCs w:val="28"/>
+            </w:rPr>
+          </m:ctrlPr>
         </m:oMathParaPr>
         <m:oMath>
           <m:r>
@@ -23414,6 +24325,12 @@
       <m:oMathPara>
         <m:oMathParaPr>
           <m:jc m:val="center"/>
+          <m:ctrlPr>
+            <w:rPr>
+              <w:sz w:val="28"/>
+              <w:szCs w:val="28"/>
+            </w:rPr>
+          </m:ctrlPr>
         </m:oMathParaPr>
         <m:oMath>
           <m:r>
@@ -23590,12 +24507,6 @@
         <w:pStyle w:val="BlockText"/>
       </w:pPr>
       <w:r>
-        <w:t xml:space="preserve">💡</w:t>
-      </w:r>
-      <w:r>
-        <w:t xml:space="preserve"> </w:t>
-      </w:r>
-      <w:r>
         <w:rPr>
           <w:rFonts w:hint="eastAsia" w:eastAsia="SimSun" w:ascii="Times New Roman" w:hAnsi="Times New Roman"/>
           <w:b/>
@@ -23645,9 +24556,9 @@
         </w:pict>
       </w:r>
     </w:p>
-    <w:bookmarkEnd w:id="40"/>
-    <w:bookmarkEnd w:id="41"/>
-    <w:bookmarkStart w:id="47" w:name="七典型例题"/>
+    <w:bookmarkEnd w:id="43"/>
+    <w:bookmarkEnd w:id="44"/>
+    <w:bookmarkStart w:id="50" w:name="七典型例题"/>
     <w:p>
       <w:pPr>
         <w:pStyle w:val="Heading2"/>
@@ -23659,7 +24570,7 @@
         <w:t xml:space="preserve">七、典型例题</w:t>
       </w:r>
     </w:p>
-    <w:bookmarkStart w:id="42" w:name="例1-氧化数的计算与概念辨析"/>
+    <w:bookmarkStart w:id="45" w:name="例1-氧化数的计算与概念辨析"/>
     <w:p>
       <w:pPr>
         <w:pStyle w:val="Heading3"/>
@@ -23711,6 +24622,14 @@
         <w:t xml:space="preserve"> </w:t>
       </w:r>
       <m:oMath>
+        <m:oMathPr>
+          <m:ctrlPr>
+            <w:rPr>
+              <w:sz w:val="28"/>
+              <w:szCs w:val="28"/>
+            </w:rPr>
+          </m:ctrlPr>
+        </m:oMathPr>
         <m:sSub>
           <m:e>
             <m:bar>
@@ -23843,6 +24762,14 @@
         <w:t xml:space="preserve"> </w:t>
       </w:r>
       <m:oMath>
+        <m:oMathPr>
+          <m:ctrlPr>
+            <w:rPr>
+              <w:sz w:val="28"/>
+              <w:szCs w:val="28"/>
+            </w:rPr>
+          </m:ctrlPr>
+        </m:oMathPr>
         <m:bar>
           <m:barPr>
             <m:pos m:val="bot"/>
@@ -23971,6 +24898,14 @@
         <w:t xml:space="preserve"> </w:t>
       </w:r>
       <m:oMath>
+        <m:oMathPr>
+          <m:ctrlPr>
+            <w:rPr>
+              <w:sz w:val="28"/>
+              <w:szCs w:val="28"/>
+            </w:rPr>
+          </m:ctrlPr>
+        </m:oMathPr>
         <m:bar>
           <m:barPr>
             <m:pos m:val="bot"/>
@@ -24190,6 +25125,14 @@
         </w:numPr>
       </w:pPr>
       <m:oMath>
+        <m:oMathPr>
+          <m:ctrlPr>
+            <w:rPr>
+              <w:sz w:val="28"/>
+              <w:szCs w:val="28"/>
+            </w:rPr>
+          </m:ctrlPr>
+        </m:oMathPr>
         <m:r>
           <m:rPr>
             <m:sty m:val="p"/>
@@ -24302,6 +25245,14 @@
         <w:t xml:space="preserve"> </w:t>
       </w:r>
       <m:oMath>
+        <m:oMathPr>
+          <m:ctrlPr>
+            <w:rPr>
+              <w:sz w:val="28"/>
+              <w:szCs w:val="28"/>
+            </w:rPr>
+          </m:ctrlPr>
+        </m:oMathPr>
         <m:r>
           <m:t>2</m:t>
         </m:r>
@@ -24400,6 +25351,14 @@
         <w:t xml:space="preserve"> </w:t>
       </w:r>
       <m:oMath>
+        <m:oMathPr>
+          <m:ctrlPr>
+            <w:rPr>
+              <w:sz w:val="28"/>
+              <w:szCs w:val="28"/>
+            </w:rPr>
+          </m:ctrlPr>
+        </m:oMathPr>
         <m:r>
           <m:t>2</m:t>
         </m:r>
@@ -24476,6 +25435,14 @@
         <w:t xml:space="preserve"> </w:t>
       </w:r>
       <m:oMath>
+        <m:oMathPr>
+          <m:ctrlPr>
+            <w:rPr>
+              <w:sz w:val="28"/>
+              <w:szCs w:val="28"/>
+            </w:rPr>
+          </m:ctrlPr>
+        </m:oMathPr>
         <m:r>
           <m:rPr>
             <m:sty m:val="p"/>
@@ -24665,6 +25632,14 @@
         <w:t xml:space="preserve"> </w:t>
       </w:r>
       <m:oMath>
+        <m:oMathPr>
+          <m:ctrlPr>
+            <w:rPr>
+              <w:sz w:val="28"/>
+              <w:szCs w:val="28"/>
+            </w:rPr>
+          </m:ctrlPr>
+        </m:oMathPr>
         <m:r>
           <m:rPr>
             <m:sty m:val="p"/>
@@ -24739,6 +25714,14 @@
         <w:t xml:space="preserve"> </w:t>
       </w:r>
       <m:oMath>
+        <m:oMathPr>
+          <m:ctrlPr>
+            <w:rPr>
+              <w:sz w:val="28"/>
+              <w:szCs w:val="28"/>
+            </w:rPr>
+          </m:ctrlPr>
+        </m:oMathPr>
         <m:r>
           <m:t>1</m:t>
         </m:r>
@@ -24889,6 +25872,14 @@
         </w:numPr>
       </w:pPr>
       <m:oMath>
+        <m:oMathPr>
+          <m:ctrlPr>
+            <w:rPr>
+              <w:sz w:val="28"/>
+              <w:szCs w:val="28"/>
+            </w:rPr>
+          </m:ctrlPr>
+        </m:oMathPr>
         <m:r>
           <m:rPr>
             <m:sty m:val="p"/>
@@ -24997,6 +25988,14 @@
         <w:t xml:space="preserve"> </w:t>
       </w:r>
       <m:oMath>
+        <m:oMathPr>
+          <m:ctrlPr>
+            <w:rPr>
+              <w:sz w:val="28"/>
+              <w:szCs w:val="28"/>
+            </w:rPr>
+          </m:ctrlPr>
+        </m:oMathPr>
         <m:r>
           <m:t>2</m:t>
         </m:r>
@@ -25065,6 +26064,14 @@
         <w:t xml:space="preserve"> </w:t>
       </w:r>
       <m:oMath>
+        <m:oMathPr>
+          <m:ctrlPr>
+            <w:rPr>
+              <w:sz w:val="28"/>
+              <w:szCs w:val="28"/>
+            </w:rPr>
+          </m:ctrlPr>
+        </m:oMathPr>
         <m:r>
           <m:t>2</m:t>
         </m:r>
@@ -25164,6 +26171,14 @@
         <w:t xml:space="preserve"> </w:t>
       </w:r>
       <m:oMath>
+        <m:oMathPr>
+          <m:ctrlPr>
+            <w:rPr>
+              <w:sz w:val="28"/>
+              <w:szCs w:val="28"/>
+            </w:rPr>
+          </m:ctrlPr>
+        </m:oMathPr>
         <m:r>
           <m:rPr>
             <m:sty m:val="p"/>
@@ -25349,6 +26364,14 @@
         <w:t xml:space="preserve"> </w:t>
       </w:r>
       <m:oMath>
+        <m:oMathPr>
+          <m:ctrlPr>
+            <w:rPr>
+              <w:sz w:val="28"/>
+              <w:szCs w:val="28"/>
+            </w:rPr>
+          </m:ctrlPr>
+        </m:oMathPr>
         <m:r>
           <m:rPr>
             <m:sty m:val="p"/>
@@ -25423,6 +26446,14 @@
         <w:t xml:space="preserve"> </w:t>
       </w:r>
       <m:oMath>
+        <m:oMathPr>
+          <m:ctrlPr>
+            <w:rPr>
+              <w:sz w:val="28"/>
+              <w:szCs w:val="28"/>
+            </w:rPr>
+          </m:ctrlPr>
+        </m:oMathPr>
         <m:r>
           <m:t>1</m:t>
         </m:r>
@@ -25573,6 +26604,14 @@
         </w:numPr>
       </w:pPr>
       <m:oMath>
+        <m:oMathPr>
+          <m:ctrlPr>
+            <w:rPr>
+              <w:sz w:val="28"/>
+              <w:szCs w:val="28"/>
+            </w:rPr>
+          </m:ctrlPr>
+        </m:oMathPr>
         <m:sSub>
           <m:e>
             <m:r>
@@ -25675,6 +26714,14 @@
         <w:t xml:space="preserve"> </w:t>
       </w:r>
       <m:oMath>
+        <m:oMathPr>
+          <m:ctrlPr>
+            <w:rPr>
+              <w:sz w:val="28"/>
+              <w:szCs w:val="28"/>
+            </w:rPr>
+          </m:ctrlPr>
+        </m:oMathPr>
         <m:r>
           <m:t>4</m:t>
         </m:r>
@@ -25743,6 +26790,14 @@
         <w:t xml:space="preserve"> </w:t>
       </w:r>
       <m:oMath>
+        <m:oMathPr>
+          <m:ctrlPr>
+            <w:rPr>
+              <w:sz w:val="28"/>
+              <w:szCs w:val="28"/>
+            </w:rPr>
+          </m:ctrlPr>
+        </m:oMathPr>
         <m:r>
           <m:t>4</m:t>
         </m:r>
@@ -25810,6 +26865,14 @@
         <w:t xml:space="preserve"> </w:t>
       </w:r>
       <m:oMath>
+        <m:oMathPr>
+          <m:ctrlPr>
+            <w:rPr>
+              <w:sz w:val="28"/>
+              <w:szCs w:val="28"/>
+            </w:rPr>
+          </m:ctrlPr>
+        </m:oMathPr>
         <m:r>
           <m:t>x</m:t>
         </m:r>
@@ -25842,6 +26905,14 @@
         <w:t xml:space="preserve"> </w:t>
       </w:r>
       <m:oMath>
+        <m:oMathPr>
+          <m:ctrlPr>
+            <w:rPr>
+              <w:sz w:val="28"/>
+              <w:szCs w:val="28"/>
+            </w:rPr>
+          </m:ctrlPr>
+        </m:oMathPr>
         <m:sSub>
           <m:e>
             <m:r>
@@ -26021,6 +27092,14 @@
         <w:t xml:space="preserve"> </w:t>
       </w:r>
       <m:oMath>
+        <m:oMathPr>
+          <m:ctrlPr>
+            <w:rPr>
+              <w:sz w:val="28"/>
+              <w:szCs w:val="28"/>
+            </w:rPr>
+          </m:ctrlPr>
+        </m:oMathPr>
         <m:r>
           <m:t>3</m:t>
         </m:r>
@@ -26083,6 +27162,14 @@
         <w:t xml:space="preserve"> </w:t>
       </w:r>
       <m:oMath>
+        <m:oMathPr>
+          <m:ctrlPr>
+            <w:rPr>
+              <w:sz w:val="28"/>
+              <w:szCs w:val="28"/>
+            </w:rPr>
+          </m:ctrlPr>
+        </m:oMathPr>
         <m:r>
           <m:t>3</m:t>
         </m:r>
@@ -26118,6 +27205,14 @@
         <w:t xml:space="preserve"> </w:t>
       </w:r>
       <m:oMath>
+        <m:oMathPr>
+          <m:ctrlPr>
+            <w:rPr>
+              <w:sz w:val="28"/>
+              <w:szCs w:val="28"/>
+            </w:rPr>
+          </m:ctrlPr>
+        </m:oMathPr>
         <m:r>
           <m:t>x</m:t>
         </m:r>
@@ -26296,6 +27391,14 @@
         <w:t xml:space="preserve"> </w:t>
       </w:r>
       <m:oMath>
+        <m:oMathPr>
+          <m:ctrlPr>
+            <w:rPr>
+              <w:sz w:val="28"/>
+              <w:szCs w:val="28"/>
+            </w:rPr>
+          </m:ctrlPr>
+        </m:oMathPr>
         <m:r>
           <m:rPr>
             <m:sty m:val="p"/>
@@ -26373,6 +27476,14 @@
         <w:t xml:space="preserve"> </w:t>
       </w:r>
       <m:oMath>
+        <m:oMathPr>
+          <m:ctrlPr>
+            <w:rPr>
+              <w:sz w:val="28"/>
+              <w:szCs w:val="28"/>
+            </w:rPr>
+          </m:ctrlPr>
+        </m:oMathPr>
         <m:r>
           <m:rPr>
             <m:sty m:val="p"/>
@@ -26423,6 +27534,14 @@
         <w:t xml:space="preserve"> </w:t>
       </w:r>
       <m:oMath>
+        <m:oMathPr>
+          <m:ctrlPr>
+            <w:rPr>
+              <w:sz w:val="28"/>
+              <w:szCs w:val="28"/>
+            </w:rPr>
+          </m:ctrlPr>
+        </m:oMathPr>
         <m:r>
           <m:rPr>
             <m:sty m:val="p"/>
@@ -26492,6 +27611,14 @@
         <w:t xml:space="preserve"> </w:t>
       </w:r>
       <m:oMath>
+        <m:oMathPr>
+          <m:ctrlPr>
+            <w:rPr>
+              <w:sz w:val="28"/>
+              <w:szCs w:val="28"/>
+            </w:rPr>
+          </m:ctrlPr>
+        </m:oMathPr>
         <m:sSub>
           <m:e>
             <m:r>
@@ -26649,8 +27776,8 @@
         </w:pict>
       </w:r>
     </w:p>
-    <w:bookmarkEnd w:id="42"/>
-    <w:bookmarkStart w:id="43" w:name="例2-氧化性还原性强弱的比较"/>
+    <w:bookmarkEnd w:id="45"/>
+    <w:bookmarkStart w:id="46" w:name="例2-氧化性还原性强弱的比较"/>
     <w:p>
       <w:pPr>
         <w:pStyle w:val="Heading3"/>
@@ -26700,6 +27827,12 @@
       <m:oMathPara>
         <m:oMathParaPr>
           <m:jc m:val="center"/>
+          <m:ctrlPr>
+            <w:rPr>
+              <w:sz w:val="28"/>
+              <w:szCs w:val="28"/>
+            </w:rPr>
+          </m:ctrlPr>
         </m:oMathParaPr>
         <m:oMath>
           <m:eqArr>
@@ -27538,6 +28671,14 @@
         <w:t xml:space="preserve"> </w:t>
       </w:r>
       <m:oMath>
+        <m:oMathPr>
+          <m:ctrlPr>
+            <w:rPr>
+              <w:sz w:val="28"/>
+              <w:szCs w:val="28"/>
+            </w:rPr>
+          </m:ctrlPr>
+        </m:oMathPr>
         <m:r>
           <m:rPr>
             <m:sty m:val="p"/>
@@ -27691,6 +28832,14 @@
         <w:t xml:space="preserve"> </w:t>
       </w:r>
       <m:oMath>
+        <m:oMathPr>
+          <m:ctrlPr>
+            <w:rPr>
+              <w:sz w:val="28"/>
+              <w:szCs w:val="28"/>
+            </w:rPr>
+          </m:ctrlPr>
+        </m:oMathPr>
         <m:r>
           <m:rPr>
             <m:sty m:val="p"/>
@@ -27856,6 +29005,14 @@
         <w:t xml:space="preserve"> </w:t>
       </w:r>
       <m:oMath>
+        <m:oMathPr>
+          <m:ctrlPr>
+            <w:rPr>
+              <w:sz w:val="28"/>
+              <w:szCs w:val="28"/>
+            </w:rPr>
+          </m:ctrlPr>
+        </m:oMathPr>
         <m:r>
           <m:rPr>
             <m:sty m:val="p"/>
@@ -27942,6 +29099,12 @@
       <m:oMathPara>
         <m:oMathParaPr>
           <m:jc m:val="center"/>
+          <m:ctrlPr>
+            <w:rPr>
+              <w:sz w:val="28"/>
+              <w:szCs w:val="28"/>
+            </w:rPr>
+          </m:ctrlPr>
         </m:oMathParaPr>
         <m:oMath>
           <m:borderBox>
@@ -28154,8 +29317,8 @@
         </w:pict>
       </w:r>
     </w:p>
-    <w:bookmarkEnd w:id="43"/>
-    <w:bookmarkStart w:id="44" w:name="例3-化合价升降法配平综合"/>
+    <w:bookmarkEnd w:id="46"/>
+    <w:bookmarkStart w:id="47" w:name="例3-化合价升降法配平综合"/>
     <w:p>
       <w:pPr>
         <w:pStyle w:val="Heading3"/>
@@ -28205,6 +29368,12 @@
       <m:oMathPara>
         <m:oMathParaPr>
           <m:jc m:val="center"/>
+          <m:ctrlPr>
+            <w:rPr>
+              <w:sz w:val="28"/>
+              <w:szCs w:val="28"/>
+            </w:rPr>
+          </m:ctrlPr>
         </m:oMathParaPr>
         <m:oMath>
           <m:r>
@@ -28487,6 +29656,14 @@
         <w:t xml:space="preserve">：这是一个含多种变价元素的复杂反应。分析各元素的化合价变化：</w:t>
       </w:r>
       <m:oMath>
+        <m:oMathPr>
+          <m:ctrlPr>
+            <w:rPr>
+              <w:sz w:val="28"/>
+              <w:szCs w:val="28"/>
+            </w:rPr>
+          </m:ctrlPr>
+        </m:oMathPr>
         <m:r>
           <m:rPr>
             <m:sty m:val="p"/>
@@ -28775,6 +29952,12 @@
       <m:oMathPara>
         <m:oMathParaPr>
           <m:jc m:val="center"/>
+          <m:ctrlPr>
+            <w:rPr>
+              <w:sz w:val="28"/>
+              <w:szCs w:val="28"/>
+            </w:rPr>
+          </m:ctrlPr>
         </m:oMathParaPr>
         <m:oMath>
           <m:r>
@@ -29228,6 +30411,14 @@
         <w:t xml:space="preserve"> </w:t>
       </w:r>
       <m:oMath>
+        <m:oMathPr>
+          <m:ctrlPr>
+            <w:rPr>
+              <w:sz w:val="28"/>
+              <w:szCs w:val="28"/>
+            </w:rPr>
+          </m:ctrlPr>
+        </m:oMathPr>
         <m:r>
           <m:rPr>
             <m:sty m:val="p"/>
@@ -29320,6 +30511,14 @@
         <w:t xml:space="preserve"> </w:t>
       </w:r>
       <m:oMath>
+        <m:oMathPr>
+          <m:ctrlPr>
+            <w:rPr>
+              <w:sz w:val="28"/>
+              <w:szCs w:val="28"/>
+            </w:rPr>
+          </m:ctrlPr>
+        </m:oMathPr>
         <m:r>
           <m:rPr>
             <m:sty m:val="p"/>
@@ -29517,6 +30716,14 @@
         <w:pStyle w:val="FirstParagraph"/>
       </w:pPr>
       <m:oMath>
+        <m:oMathPr>
+          <m:ctrlPr>
+            <w:rPr>
+              <w:sz w:val="28"/>
+              <w:szCs w:val="28"/>
+            </w:rPr>
+          </m:ctrlPr>
+        </m:oMathPr>
         <m:r>
           <m:rPr>
             <m:sty m:val="p"/>
@@ -29797,6 +31004,14 @@
         <w:t xml:space="preserve"> </w:t>
       </w:r>
       <m:oMath>
+        <m:oMathPr>
+          <m:ctrlPr>
+            <w:rPr>
+              <w:sz w:val="28"/>
+              <w:szCs w:val="28"/>
+            </w:rPr>
+          </m:ctrlPr>
+        </m:oMathPr>
         <m:r>
           <m:rPr>
             <m:sty m:val="p"/>
@@ -29967,6 +31182,14 @@
         <w:t xml:space="preserve"> </w:t>
       </w:r>
       <m:oMath>
+        <m:oMathPr>
+          <m:ctrlPr>
+            <w:rPr>
+              <w:sz w:val="28"/>
+              <w:szCs w:val="28"/>
+            </w:rPr>
+          </m:ctrlPr>
+        </m:oMathPr>
         <m:r>
           <m:rPr>
             <m:sty m:val="p"/>
@@ -30082,6 +31305,12 @@
       <m:oMathPara>
         <m:oMathParaPr>
           <m:jc m:val="center"/>
+          <m:ctrlPr>
+            <w:rPr>
+              <w:sz w:val="28"/>
+              <w:szCs w:val="28"/>
+            </w:rPr>
+          </m:ctrlPr>
         </m:oMathParaPr>
         <m:oMath>
           <m:borderBox>
@@ -30775,8 +32004,8 @@
         </w:pict>
       </w:r>
     </w:p>
-    <w:bookmarkEnd w:id="44"/>
-    <w:bookmarkStart w:id="45" w:name="例4-离子-电子法配平酸性介质"/>
+    <w:bookmarkEnd w:id="47"/>
+    <w:bookmarkStart w:id="48" w:name="例4-离子-电子法配平酸性介质"/>
     <w:p>
       <w:pPr>
         <w:pStyle w:val="Heading3"/>
@@ -30823,6 +32052,12 @@
       <m:oMathPara>
         <m:oMathParaPr>
           <m:jc m:val="center"/>
+          <m:ctrlPr>
+            <w:rPr>
+              <w:sz w:val="28"/>
+              <w:szCs w:val="28"/>
+            </w:rPr>
+          </m:ctrlPr>
         </m:oMathParaPr>
         <m:oMath>
           <m:r>
@@ -31347,6 +32582,14 @@
         <w:t xml:space="preserve">氧化半反应：</w:t>
       </w:r>
       <m:oMath>
+        <m:oMathPr>
+          <m:ctrlPr>
+            <w:rPr>
+              <w:sz w:val="28"/>
+              <w:szCs w:val="28"/>
+            </w:rPr>
+          </m:ctrlPr>
+        </m:oMathPr>
         <m:r>
           <m:rPr>
             <m:sty m:val="p"/>
@@ -31482,6 +32725,14 @@
         <w:t xml:space="preserve">还原半反应：</w:t>
       </w:r>
       <m:oMath>
+        <m:oMathPr>
+          <m:ctrlPr>
+            <w:rPr>
+              <w:sz w:val="28"/>
+              <w:szCs w:val="28"/>
+            </w:rPr>
+          </m:ctrlPr>
+        </m:oMathPr>
         <m:r>
           <m:rPr>
             <m:sty m:val="p"/>
@@ -31587,6 +32838,14 @@
         <w:t xml:space="preserve"> </w:t>
       </w:r>
       <m:oMath>
+        <m:oMathPr>
+          <m:ctrlPr>
+            <w:rPr>
+              <w:sz w:val="28"/>
+              <w:szCs w:val="28"/>
+            </w:rPr>
+          </m:ctrlPr>
+        </m:oMathPr>
         <m:r>
           <m:rPr>
             <m:sty m:val="p"/>
@@ -31775,6 +33034,14 @@
         <w:t xml:space="preserve"> </w:t>
       </w:r>
       <m:oMath>
+        <m:oMathPr>
+          <m:ctrlPr>
+            <w:rPr>
+              <w:sz w:val="28"/>
+              <w:szCs w:val="28"/>
+            </w:rPr>
+          </m:ctrlPr>
+        </m:oMathPr>
         <m:r>
           <m:t>4</m:t>
         </m:r>
@@ -31907,6 +33174,14 @@
         <w:t xml:space="preserve"> </w:t>
       </w:r>
       <m:oMath>
+        <m:oMathPr>
+          <m:ctrlPr>
+            <w:rPr>
+              <w:sz w:val="28"/>
+              <w:szCs w:val="28"/>
+            </w:rPr>
+          </m:ctrlPr>
+        </m:oMathPr>
         <m:r>
           <m:rPr>
             <m:sty m:val="p"/>
@@ -32166,6 +33441,14 @@
         <w:t xml:space="preserve"> </w:t>
       </w:r>
       <m:oMath>
+        <m:oMathPr>
+          <m:ctrlPr>
+            <w:rPr>
+              <w:sz w:val="28"/>
+              <w:szCs w:val="28"/>
+            </w:rPr>
+          </m:ctrlPr>
+        </m:oMathPr>
         <m:r>
           <m:rPr>
             <m:sty m:val="p"/>
@@ -32381,6 +33664,14 @@
         <w:t xml:space="preserve"> </w:t>
       </w:r>
       <m:oMath>
+        <m:oMathPr>
+          <m:ctrlPr>
+            <w:rPr>
+              <w:sz w:val="28"/>
+              <w:szCs w:val="28"/>
+            </w:rPr>
+          </m:ctrlPr>
+        </m:oMathPr>
         <m:r>
           <m:rPr>
             <m:sty m:val="p"/>
@@ -32571,6 +33862,12 @@
       <m:oMathPara>
         <m:oMathParaPr>
           <m:jc m:val="center"/>
+          <m:ctrlPr>
+            <w:rPr>
+              <w:sz w:val="28"/>
+              <w:szCs w:val="28"/>
+            </w:rPr>
+          </m:ctrlPr>
         </m:oMathParaPr>
         <m:oMath>
           <m:borderBox>
@@ -32825,6 +34122,14 @@
         <w:pStyle w:val="BodyText"/>
       </w:pPr>
       <m:oMath>
+        <m:oMathPr>
+          <m:ctrlPr>
+            <w:rPr>
+              <w:sz w:val="28"/>
+              <w:szCs w:val="28"/>
+            </w:rPr>
+          </m:ctrlPr>
+        </m:oMathPr>
         <m:r>
           <m:rPr>
             <m:sty m:val="p"/>
@@ -32975,6 +34280,12 @@
       <m:oMathPara>
         <m:oMathParaPr>
           <m:jc m:val="center"/>
+          <m:ctrlPr>
+            <w:rPr>
+              <w:sz w:val="28"/>
+              <w:szCs w:val="28"/>
+            </w:rPr>
+          </m:ctrlPr>
         </m:oMathParaPr>
         <m:oMath>
           <m:borderBox>
@@ -33166,6 +34477,14 @@
         <w:t xml:space="preserve"> </w:t>
       </w:r>
       <m:oMath>
+        <m:oMathPr>
+          <m:ctrlPr>
+            <w:rPr>
+              <w:sz w:val="28"/>
+              <w:szCs w:val="28"/>
+            </w:rPr>
+          </m:ctrlPr>
+        </m:oMathPr>
         <m:r>
           <m:rPr>
             <m:sty m:val="p"/>
@@ -33224,6 +34543,14 @@
         <w:t xml:space="preserve">2：</w:t>
       </w:r>
       <m:oMath>
+        <m:oMathPr>
+          <m:ctrlPr>
+            <w:rPr>
+              <w:sz w:val="28"/>
+              <w:szCs w:val="28"/>
+            </w:rPr>
+          </m:ctrlPr>
+        </m:oMathPr>
         <m:r>
           <m:t>2</m:t>
         </m:r>
@@ -33455,6 +34782,14 @@
         <w:t xml:space="preserve">27：</w:t>
       </w:r>
       <m:oMath>
+        <m:oMathPr>
+          <m:ctrlPr>
+            <w:rPr>
+              <w:sz w:val="28"/>
+              <w:szCs w:val="28"/>
+            </w:rPr>
+          </m:ctrlPr>
+        </m:oMathPr>
         <m:r>
           <m:t>27</m:t>
         </m:r>
@@ -33559,6 +34894,12 @@
       <m:oMathPara>
         <m:oMathParaPr>
           <m:jc m:val="center"/>
+          <m:ctrlPr>
+            <w:rPr>
+              <w:sz w:val="28"/>
+              <w:szCs w:val="28"/>
+            </w:rPr>
+          </m:ctrlPr>
         </m:oMathParaPr>
         <m:oMath>
           <m:borderBox>
@@ -33986,8 +35327,8 @@
         </w:pict>
       </w:r>
     </w:p>
-    <w:bookmarkEnd w:id="45"/>
-    <w:bookmarkStart w:id="46" w:name="例5-得失电子守恒法的综合应用"/>
+    <w:bookmarkEnd w:id="48"/>
+    <w:bookmarkStart w:id="49" w:name="例5-得失电子守恒法的综合应用"/>
     <w:p>
       <w:pPr>
         <w:pStyle w:val="Heading3"/>
@@ -34033,6 +35374,14 @@
         <w:t xml:space="preserve"> </w:t>
       </w:r>
       <m:oMath>
+        <m:oMathPr>
+          <m:ctrlPr>
+            <w:rPr>
+              <w:sz w:val="28"/>
+              <w:szCs w:val="28"/>
+            </w:rPr>
+          </m:ctrlPr>
+        </m:oMathPr>
         <m:r>
           <m:t>0.1</m:t>
         </m:r>
@@ -34062,6 +35411,14 @@
         <w:t xml:space="preserve"> </w:t>
       </w:r>
       <m:oMath>
+        <m:oMathPr>
+          <m:ctrlPr>
+            <w:rPr>
+              <w:sz w:val="28"/>
+              <w:szCs w:val="28"/>
+            </w:rPr>
+          </m:ctrlPr>
+        </m:oMathPr>
         <m:r>
           <m:rPr>
             <m:sty m:val="p"/>
@@ -34132,6 +35489,14 @@
         <w:t xml:space="preserve"> </w:t>
       </w:r>
       <m:oMath>
+        <m:oMathPr>
+          <m:ctrlPr>
+            <w:rPr>
+              <w:sz w:val="28"/>
+              <w:szCs w:val="28"/>
+            </w:rPr>
+          </m:ctrlPr>
+        </m:oMathPr>
         <m:r>
           <m:rPr>
             <m:sty m:val="p"/>
@@ -34191,6 +35556,14 @@
         <w:t xml:space="preserve">反应，</w:t>
       </w:r>
       <m:oMath>
+        <m:oMathPr>
+          <m:ctrlPr>
+            <w:rPr>
+              <w:sz w:val="28"/>
+              <w:szCs w:val="28"/>
+            </w:rPr>
+          </m:ctrlPr>
+        </m:oMathPr>
         <m:r>
           <m:rPr>
             <m:sty m:val="p"/>
@@ -34258,6 +35631,14 @@
         <w:t xml:space="preserve">作氧化剂，</w:t>
       </w:r>
       <m:oMath>
+        <m:oMathPr>
+          <m:ctrlPr>
+            <w:rPr>
+              <w:sz w:val="28"/>
+              <w:szCs w:val="28"/>
+            </w:rPr>
+          </m:ctrlPr>
+        </m:oMathPr>
         <m:r>
           <m:rPr>
             <m:sty m:val="p"/>
@@ -34320,6 +35701,14 @@
         <w:t xml:space="preserve"> </w:t>
       </w:r>
       <m:oMath>
+        <m:oMathPr>
+          <m:ctrlPr>
+            <w:rPr>
+              <w:sz w:val="28"/>
+              <w:szCs w:val="28"/>
+            </w:rPr>
+          </m:ctrlPr>
+        </m:oMathPr>
         <m:r>
           <m:rPr>
             <m:sty m:val="p"/>
@@ -34402,6 +35791,14 @@
         <w:t xml:space="preserve"> </w:t>
       </w:r>
       <m:oMath>
+        <m:oMathPr>
+          <m:ctrlPr>
+            <w:rPr>
+              <w:sz w:val="28"/>
+              <w:szCs w:val="28"/>
+            </w:rPr>
+          </m:ctrlPr>
+        </m:oMathPr>
         <m:r>
           <m:t>2.5</m:t>
         </m:r>
@@ -34470,6 +35867,14 @@
         <w:t xml:space="preserve"> </w:t>
       </w:r>
       <m:oMath>
+        <m:oMathPr>
+          <m:ctrlPr>
+            <w:rPr>
+              <w:sz w:val="28"/>
+              <w:szCs w:val="28"/>
+            </w:rPr>
+          </m:ctrlPr>
+        </m:oMathPr>
         <m:r>
           <m:rPr>
             <m:sty m:val="p"/>
@@ -34532,6 +35937,14 @@
         <w:t xml:space="preserve"> </w:t>
       </w:r>
       <m:oMath>
+        <m:oMathPr>
+          <m:ctrlPr>
+            <w:rPr>
+              <w:sz w:val="28"/>
+              <w:szCs w:val="28"/>
+            </w:rPr>
+          </m:ctrlPr>
+        </m:oMathPr>
         <m:r>
           <m:rPr>
             <m:sty m:val="p"/>
@@ -34627,6 +36040,14 @@
         <w:t xml:space="preserve">：这是得失电子守恒的典型计算题。</w:t>
       </w:r>
       <m:oMath>
+        <m:oMathPr>
+          <m:ctrlPr>
+            <w:rPr>
+              <w:sz w:val="28"/>
+              <w:szCs w:val="28"/>
+            </w:rPr>
+          </m:ctrlPr>
+        </m:oMathPr>
         <m:r>
           <m:rPr>
             <m:sty m:val="p"/>
@@ -34707,6 +36128,14 @@
         <w:t xml:space="preserve"> </w:t>
       </w:r>
       <m:oMath>
+        <m:oMathPr>
+          <m:ctrlPr>
+            <w:rPr>
+              <w:sz w:val="28"/>
+              <w:szCs w:val="28"/>
+            </w:rPr>
+          </m:ctrlPr>
+        </m:oMathPr>
         <m:r>
           <m:rPr>
             <m:sty m:val="p"/>
@@ -34900,6 +36329,14 @@
         <w:t xml:space="preserve"> </w:t>
       </w:r>
       <m:oMath>
+        <m:oMathPr>
+          <m:ctrlPr>
+            <w:rPr>
+              <w:sz w:val="28"/>
+              <w:szCs w:val="28"/>
+            </w:rPr>
+          </m:ctrlPr>
+        </m:oMathPr>
         <m:r>
           <m:rPr>
             <m:sty m:val="p"/>
@@ -34966,6 +36403,12 @@
       <m:oMathPara>
         <m:oMathParaPr>
           <m:jc m:val="center"/>
+          <m:ctrlPr>
+            <w:rPr>
+              <w:sz w:val="28"/>
+              <w:szCs w:val="28"/>
+            </w:rPr>
+          </m:ctrlPr>
         </m:oMathParaPr>
         <m:oMath>
           <m:r>
@@ -35190,6 +36633,14 @@
         <w:t xml:space="preserve"> </w:t>
       </w:r>
       <m:oMath>
+        <m:oMathPr>
+          <m:ctrlPr>
+            <w:rPr>
+              <w:sz w:val="28"/>
+              <w:szCs w:val="28"/>
+            </w:rPr>
+          </m:ctrlPr>
+        </m:oMathPr>
         <m:r>
           <m:t>6</m:t>
         </m:r>
@@ -35235,6 +36686,12 @@
       <m:oMathPara>
         <m:oMathParaPr>
           <m:jc m:val="center"/>
+          <m:ctrlPr>
+            <w:rPr>
+              <w:sz w:val="28"/>
+              <w:szCs w:val="28"/>
+            </w:rPr>
+          </m:ctrlPr>
         </m:oMathParaPr>
         <m:oMath>
           <m:r>
@@ -35357,6 +36814,14 @@
         <w:t xml:space="preserve"> </w:t>
       </w:r>
       <m:oMath>
+        <m:oMathPr>
+          <m:ctrlPr>
+            <w:rPr>
+              <w:sz w:val="28"/>
+              <w:szCs w:val="28"/>
+            </w:rPr>
+          </m:ctrlPr>
+        </m:oMathPr>
         <m:r>
           <m:rPr>
             <m:sty m:val="p"/>
@@ -35467,6 +36932,14 @@
         <w:t xml:space="preserve"> </w:t>
       </w:r>
       <m:oMath>
+        <m:oMathPr>
+          <m:ctrlPr>
+            <w:rPr>
+              <w:sz w:val="28"/>
+              <w:szCs w:val="28"/>
+            </w:rPr>
+          </m:ctrlPr>
+        </m:oMathPr>
         <m:r>
           <m:rPr>
             <m:sty m:val="p"/>
@@ -35537,6 +37010,14 @@
         <w:t xml:space="preserve"> </w:t>
       </w:r>
       <m:oMath>
+        <m:oMathPr>
+          <m:ctrlPr>
+            <w:rPr>
+              <w:sz w:val="28"/>
+              <w:szCs w:val="28"/>
+            </w:rPr>
+          </m:ctrlPr>
+        </m:oMathPr>
         <m:r>
           <m:rPr>
             <m:sty m:val="p"/>
@@ -35612,6 +37093,12 @@
       <m:oMathPara>
         <m:oMathParaPr>
           <m:jc m:val="center"/>
+          <m:ctrlPr>
+            <w:rPr>
+              <w:sz w:val="28"/>
+              <w:szCs w:val="28"/>
+            </w:rPr>
+          </m:ctrlPr>
         </m:oMathParaPr>
         <m:oMath>
           <m:r>
@@ -35666,6 +37153,12 @@
       <m:oMathPara>
         <m:oMathParaPr>
           <m:jc m:val="center"/>
+          <m:ctrlPr>
+            <w:rPr>
+              <w:sz w:val="28"/>
+              <w:szCs w:val="28"/>
+            </w:rPr>
+          </m:ctrlPr>
         </m:oMathParaPr>
         <m:oMath>
           <m:r>
@@ -35709,6 +37202,14 @@
         <w:t xml:space="preserve"> </w:t>
       </w:r>
       <m:oMath>
+        <m:oMathPr>
+          <m:ctrlPr>
+            <w:rPr>
+              <w:sz w:val="28"/>
+              <w:szCs w:val="28"/>
+            </w:rPr>
+          </m:ctrlPr>
+        </m:oMathPr>
         <m:r>
           <m:rPr>
             <m:sty m:val="p"/>
@@ -35854,6 +37355,12 @@
       <m:oMathPara>
         <m:oMathParaPr>
           <m:jc m:val="center"/>
+          <m:ctrlPr>
+            <w:rPr>
+              <w:sz w:val="28"/>
+              <w:szCs w:val="28"/>
+            </w:rPr>
+          </m:ctrlPr>
         </m:oMathParaPr>
         <m:oMath>
           <m:r>
@@ -35956,6 +37463,12 @@
       <m:oMathPara>
         <m:oMathParaPr>
           <m:jc m:val="center"/>
+          <m:ctrlPr>
+            <w:rPr>
+              <w:sz w:val="28"/>
+              <w:szCs w:val="28"/>
+            </w:rPr>
+          </m:ctrlPr>
         </m:oMathParaPr>
         <m:oMath>
           <m:r>
@@ -36048,6 +37561,12 @@
       <m:oMathPara>
         <m:oMathParaPr>
           <m:jc m:val="center"/>
+          <m:ctrlPr>
+            <w:rPr>
+              <w:sz w:val="28"/>
+              <w:szCs w:val="28"/>
+            </w:rPr>
+          </m:ctrlPr>
         </m:oMathParaPr>
         <m:oMath>
           <m:r>
@@ -36217,6 +37736,14 @@
         <w:t xml:space="preserve"> </w:t>
       </w:r>
       <m:oMath>
+        <m:oMathPr>
+          <m:ctrlPr>
+            <w:rPr>
+              <w:sz w:val="28"/>
+              <w:szCs w:val="28"/>
+            </w:rPr>
+          </m:ctrlPr>
+        </m:oMathPr>
         <m:r>
           <m:rPr>
             <m:sty m:val="p"/>
@@ -36386,9 +37913,9 @@
         </w:pict>
       </w:r>
     </w:p>
-    <w:bookmarkEnd w:id="46"/>
-    <w:bookmarkEnd w:id="47"/>
-    <w:bookmarkStart w:id="52" w:name="八规律与方法"/>
+    <w:bookmarkEnd w:id="49"/>
+    <w:bookmarkEnd w:id="50"/>
+    <w:bookmarkStart w:id="55" w:name="八规律与方法"/>
     <w:p>
       <w:pPr>
         <w:pStyle w:val="Heading2"/>
@@ -36400,7 +37927,7 @@
         <w:t xml:space="preserve">八、规律与方法</w:t>
       </w:r>
     </w:p>
-    <w:bookmarkStart w:id="48" w:name="氧化还原核心思维导图"/>
+    <w:bookmarkStart w:id="51" w:name="氧化还原核心思维导图"/>
     <w:p>
       <w:pPr>
         <w:pStyle w:val="Heading3"/>
@@ -36727,8 +38254,8 @@
         <w:t xml:space="preserve">得失电子守恒（整体法/始终态法）</w:t>
       </w:r>
     </w:p>
-    <w:bookmarkEnd w:id="48"/>
-    <w:bookmarkStart w:id="49" w:name="化合价升降法配平五步法速查"/>
+    <w:bookmarkEnd w:id="51"/>
+    <w:bookmarkStart w:id="52" w:name="化合价升降法配平五步法速查"/>
     <w:p>
       <w:pPr>
         <w:pStyle w:val="Heading3"/>
@@ -36780,7 +38307,7 @@
           <w:p>
             <w:pPr>
               <w:pStyle w:val="Compact"/>
-              <w:jc w:val="left"/>
+              <w:jc w:val="center"/>
             </w:pPr>
             <w:r>
               <w:rPr>
@@ -36796,7 +38323,7 @@
           <w:p>
             <w:pPr>
               <w:pStyle w:val="Compact"/>
-              <w:jc w:val="left"/>
+              <w:jc w:val="center"/>
             </w:pPr>
             <w:r>
               <w:rPr>
@@ -36829,7 +38356,7 @@
           <w:p>
             <w:pPr>
               <w:pStyle w:val="Compact"/>
-              <w:jc w:val="left"/>
+              <w:jc w:val="center"/>
             </w:pPr>
             <w:r>
               <w:rPr>
@@ -36844,7 +38371,7 @@
           <w:p>
             <w:pPr>
               <w:pStyle w:val="Compact"/>
-              <w:jc w:val="left"/>
+              <w:jc w:val="center"/>
             </w:pPr>
             <w:r>
               <w:rPr>
@@ -36876,7 +38403,7 @@
           <w:p>
             <w:pPr>
               <w:pStyle w:val="Compact"/>
-              <w:jc w:val="left"/>
+              <w:jc w:val="center"/>
             </w:pPr>
             <w:r>
               <w:rPr>
@@ -36891,7 +38418,7 @@
           <w:p>
             <w:pPr>
               <w:pStyle w:val="Compact"/>
-              <w:jc w:val="left"/>
+              <w:jc w:val="center"/>
             </w:pPr>
             <w:r>
               <w:rPr>
@@ -37041,7 +38568,7 @@
           <w:p>
             <w:pPr>
               <w:pStyle w:val="Compact"/>
-              <w:jc w:val="left"/>
+              <w:jc w:val="center"/>
             </w:pPr>
             <w:r>
               <w:rPr>
@@ -37056,7 +38583,7 @@
           <w:p>
             <w:pPr>
               <w:pStyle w:val="Compact"/>
-              <w:jc w:val="left"/>
+              <w:jc w:val="center"/>
             </w:pPr>
             <w:r>
               <w:rPr>
@@ -37088,7 +38615,7 @@
           <w:p>
             <w:pPr>
               <w:pStyle w:val="Compact"/>
-              <w:jc w:val="left"/>
+              <w:jc w:val="center"/>
             </w:pPr>
             <w:r>
               <w:rPr>
@@ -37103,7 +38630,7 @@
           <w:p>
             <w:pPr>
               <w:pStyle w:val="Compact"/>
-              <w:jc w:val="left"/>
+              <w:jc w:val="center"/>
             </w:pPr>
             <w:r>
               <w:rPr>
@@ -37141,7 +38668,7 @@
           <w:p>
             <w:pPr>
               <w:pStyle w:val="Compact"/>
-              <w:jc w:val="left"/>
+              <w:jc w:val="center"/>
             </w:pPr>
             <w:r>
               <w:rPr>
@@ -37168,7 +38695,7 @@
           <w:p>
             <w:pPr>
               <w:pStyle w:val="Compact"/>
-              <w:jc w:val="left"/>
+              <w:jc w:val="center"/>
             </w:pPr>
             <w:r>
               <w:rPr>
@@ -37180,8 +38707,8 @@
         </w:tc>
       </w:tr>
     </w:tbl>
-    <w:bookmarkEnd w:id="49"/>
-    <w:bookmarkStart w:id="50" w:name="常见误区"/>
+    <w:bookmarkEnd w:id="52"/>
+    <w:bookmarkStart w:id="53" w:name="常见误区"/>
     <w:p>
       <w:pPr>
         <w:pStyle w:val="Heading3"/>
@@ -37201,12 +38728,6 @@
         <w:pStyle w:val="BlockText"/>
       </w:pPr>
       <w:r>
-        <w:t xml:space="preserve">⚠️</w:t>
-      </w:r>
-      <w:r>
-        <w:t xml:space="preserve"> </w:t>
-      </w:r>
-      <w:r>
         <w:rPr>
           <w:rFonts w:hint="eastAsia" w:eastAsia="SimSun" w:ascii="Times New Roman" w:hAnsi="Times New Roman"/>
           <w:b/>
@@ -37421,12 +38942,6 @@
         <w:pStyle w:val="BlockText"/>
       </w:pPr>
       <w:r>
-        <w:t xml:space="preserve">⚠️</w:t>
-      </w:r>
-      <w:r>
-        <w:t xml:space="preserve"> </w:t>
-      </w:r>
-      <w:r>
         <w:rPr>
           <w:rFonts w:hint="eastAsia" w:eastAsia="SimSun" w:ascii="Times New Roman" w:hAnsi="Times New Roman"/>
           <w:b/>
@@ -37490,12 +39005,6 @@
         <w:pStyle w:val="BlockText"/>
       </w:pPr>
       <w:r>
-        <w:t xml:space="preserve">⚠️</w:t>
-      </w:r>
-      <w:r>
-        <w:t xml:space="preserve"> </w:t>
-      </w:r>
-      <w:r>
         <w:rPr>
           <w:rFonts w:hint="eastAsia" w:eastAsia="SimSun" w:ascii="Times New Roman" w:hAnsi="Times New Roman"/>
           <w:b/>
@@ -37515,12 +39024,6 @@
         <w:pStyle w:val="BlockText"/>
       </w:pPr>
       <w:r>
-        <w:t xml:space="preserve">⚠️</w:t>
-      </w:r>
-      <w:r>
-        <w:t xml:space="preserve"> </w:t>
-      </w:r>
-      <w:r>
         <w:rPr>
           <w:rFonts w:hint="eastAsia" w:eastAsia="SimSun" w:ascii="Times New Roman" w:hAnsi="Times New Roman"/>
           <w:b/>
@@ -37663,6 +39166,14 @@
         <w:t xml:space="preserve">，碱性→</w:t>
       </w:r>
       <m:oMath>
+        <m:oMathPr>
+          <m:ctrlPr>
+            <w:rPr>
+              <w:sz w:val="28"/>
+              <w:szCs w:val="28"/>
+            </w:rPr>
+          </m:ctrlPr>
+        </m:oMathPr>
         <m:r>
           <m:rPr>
             <m:sty m:val="p"/>
@@ -37720,12 +39231,6 @@
         <w:pStyle w:val="BlockText"/>
       </w:pPr>
       <w:r>
-        <w:t xml:space="preserve">⚠️</w:t>
-      </w:r>
-      <w:r>
-        <w:t xml:space="preserve"> </w:t>
-      </w:r>
-      <w:r>
         <w:rPr>
           <w:rFonts w:hint="eastAsia" w:eastAsia="SimSun" w:ascii="Times New Roman" w:hAnsi="Times New Roman"/>
           <w:b/>
@@ -37740,8 +39245,8 @@
         <w:t xml:space="preserve">：不必逐反应计算，直接用”始态→终态”整体电子守恒，效率更高且不易出错。</w:t>
       </w:r>
     </w:p>
-    <w:bookmarkEnd w:id="50"/>
-    <w:bookmarkStart w:id="51" w:name="关键技巧"/>
+    <w:bookmarkEnd w:id="53"/>
+    <w:bookmarkStart w:id="54" w:name="关键技巧"/>
     <w:p>
       <w:pPr>
         <w:pStyle w:val="Heading3"/>
@@ -37876,9 +39381,9 @@
         </w:pict>
       </w:r>
     </w:p>
-    <w:bookmarkEnd w:id="51"/>
-    <w:bookmarkEnd w:id="52"/>
-    <w:bookmarkStart w:id="53" w:name="九拓展与联系"/>
+    <w:bookmarkEnd w:id="54"/>
+    <w:bookmarkEnd w:id="55"/>
+    <w:bookmarkStart w:id="56" w:name="九拓展与联系"/>
     <w:p>
       <w:pPr>
         <w:pStyle w:val="Heading2"/>
@@ -38159,6 +39664,14 @@
         <w:t xml:space="preserve">：同种元素的一部分原子被氧化、另一部分被还原。反应自发进行的条件是：中间价态在热力学上不如两端价态稳定。典型例子：</w:t>
       </w:r>
       <m:oMath>
+        <m:oMathPr>
+          <m:ctrlPr>
+            <w:rPr>
+              <w:sz w:val="28"/>
+              <w:szCs w:val="28"/>
+            </w:rPr>
+          </m:ctrlPr>
+        </m:oMathPr>
         <m:r>
           <m:rPr>
             <m:sty m:val="p"/>
@@ -38362,8 +39875,8 @@
         </w:pict>
       </w:r>
     </w:p>
-    <w:bookmarkEnd w:id="53"/>
-    <w:bookmarkStart w:id="54" w:name="十本节总结速查"/>
+    <w:bookmarkEnd w:id="56"/>
+    <w:bookmarkStart w:id="57" w:name="十本节总结速查"/>
     <w:p>
       <w:pPr>
         <w:pStyle w:val="Heading2"/>
@@ -38396,7 +39909,7 @@
           <w:p>
             <w:pPr>
               <w:pStyle w:val="Compact"/>
-              <w:jc w:val="left"/>
+              <w:jc w:val="center"/>
             </w:pPr>
             <w:r>
               <w:rPr>
@@ -38412,7 +39925,7 @@
           <w:p>
             <w:pPr>
               <w:pStyle w:val="Compact"/>
-              <w:jc w:val="left"/>
+              <w:jc w:val="center"/>
             </w:pPr>
             <w:r>
               <w:rPr>
@@ -38428,7 +39941,7 @@
           <w:p>
             <w:pPr>
               <w:pStyle w:val="Compact"/>
-              <w:jc w:val="left"/>
+              <w:jc w:val="center"/>
             </w:pPr>
             <w:r>
               <w:rPr>
@@ -38446,7 +39959,7 @@
           <w:p>
             <w:pPr>
               <w:pStyle w:val="Compact"/>
-              <w:jc w:val="left"/>
+              <w:jc w:val="center"/>
             </w:pPr>
             <w:r>
               <w:rPr>
@@ -38461,7 +39974,7 @@
           <w:p>
             <w:pPr>
               <w:pStyle w:val="Compact"/>
-              <w:jc w:val="left"/>
+              <w:jc w:val="center"/>
             </w:pPr>
             <w:r>
               <w:rPr>
@@ -38488,7 +40001,7 @@
           <w:p>
             <w:pPr>
               <w:pStyle w:val="Compact"/>
-              <w:jc w:val="left"/>
+              <w:jc w:val="center"/>
             </w:pPr>
             <w:r>
               <w:rPr>
@@ -38629,7 +40142,7 @@
           <w:p>
             <w:pPr>
               <w:pStyle w:val="Compact"/>
-              <w:jc w:val="left"/>
+              <w:jc w:val="center"/>
             </w:pPr>
             <w:r>
               <w:rPr>
@@ -38656,7 +40169,7 @@
           <w:p>
             <w:pPr>
               <w:pStyle w:val="Compact"/>
-              <w:jc w:val="left"/>
+              <w:jc w:val="center"/>
             </w:pPr>
             <w:r>
               <w:rPr>
@@ -38671,7 +40184,7 @@
           <w:p>
             <w:pPr>
               <w:pStyle w:val="Compact"/>
-              <w:jc w:val="left"/>
+              <w:jc w:val="center"/>
             </w:pPr>
             <w:r>
               <w:rPr>
@@ -38702,7 +40215,7 @@
           <w:p>
             <w:pPr>
               <w:pStyle w:val="Compact"/>
-              <w:jc w:val="left"/>
+              <w:jc w:val="center"/>
             </w:pPr>
             <w:r>
               <w:rPr>
@@ -38717,7 +40230,7 @@
           <w:p>
             <w:pPr>
               <w:pStyle w:val="Compact"/>
-              <w:jc w:val="left"/>
+              <w:jc w:val="center"/>
             </w:pPr>
             <w:r>
               <w:rPr>
@@ -38744,7 +40257,7 @@
           <w:p>
             <w:pPr>
               <w:pStyle w:val="Compact"/>
-              <w:jc w:val="left"/>
+              <w:jc w:val="center"/>
             </w:pPr>
             <w:r>
               <w:rPr>
@@ -38761,7 +40274,7 @@
           <w:p>
             <w:pPr>
               <w:pStyle w:val="Compact"/>
-              <w:jc w:val="left"/>
+              <w:jc w:val="center"/>
             </w:pPr>
             <w:r>
               <w:rPr>
@@ -38776,7 +40289,7 @@
           <w:p>
             <w:pPr>
               <w:pStyle w:val="Compact"/>
-              <w:jc w:val="left"/>
+              <w:jc w:val="center"/>
             </w:pPr>
             <w:r>
               <w:rPr>
@@ -38791,7 +40304,7 @@
           <w:p>
             <w:pPr>
               <w:pStyle w:val="Compact"/>
-              <w:jc w:val="left"/>
+              <w:jc w:val="center"/>
             </w:pPr>
             <w:r>
               <w:rPr>
@@ -38900,7 +40413,7 @@
           <w:p>
             <w:pPr>
               <w:pStyle w:val="Compact"/>
-              <w:jc w:val="left"/>
+              <w:jc w:val="center"/>
             </w:pPr>
             <w:r>
               <w:rPr>
@@ -38915,7 +40428,7 @@
           <w:p>
             <w:pPr>
               <w:pStyle w:val="Compact"/>
-              <w:jc w:val="left"/>
+              <w:jc w:val="center"/>
             </w:pPr>
             <w:r>
               <w:rPr>
@@ -38930,7 +40443,7 @@
           <w:p>
             <w:pPr>
               <w:pStyle w:val="Compact"/>
-              <w:jc w:val="left"/>
+              <w:jc w:val="center"/>
             </w:pPr>
             <w:r>
               <w:rPr>
@@ -39071,7 +40584,7 @@
           <w:p>
             <w:pPr>
               <w:pStyle w:val="Compact"/>
-              <w:jc w:val="left"/>
+              <w:jc w:val="center"/>
             </w:pPr>
             <w:r>
               <w:rPr>
@@ -39086,7 +40599,7 @@
           <w:p>
             <w:pPr>
               <w:pStyle w:val="Compact"/>
-              <w:jc w:val="left"/>
+              <w:jc w:val="center"/>
             </w:pPr>
             <w:r>
               <w:rPr>
@@ -39113,7 +40626,7 @@
           <w:p>
             <w:pPr>
               <w:pStyle w:val="Compact"/>
-              <w:jc w:val="left"/>
+              <w:jc w:val="center"/>
             </w:pPr>
             <w:r>
               <w:rPr>
@@ -39130,7 +40643,7 @@
           <w:p>
             <w:pPr>
               <w:pStyle w:val="Compact"/>
-              <w:jc w:val="left"/>
+              <w:jc w:val="center"/>
             </w:pPr>
             <w:r>
               <w:rPr>
@@ -39145,7 +40658,7 @@
           <w:p>
             <w:pPr>
               <w:pStyle w:val="Compact"/>
-              <w:jc w:val="left"/>
+              <w:jc w:val="center"/>
             </w:pPr>
             <m:oMath>
               <m:r>
@@ -39206,7 +40719,7 @@
           <w:p>
             <w:pPr>
               <w:pStyle w:val="Compact"/>
-              <w:jc w:val="left"/>
+              <w:jc w:val="center"/>
             </w:pPr>
             <w:r>
               <w:rPr>
@@ -39347,8 +40860,8 @@
         </w:pict>
       </w:r>
     </w:p>
-    <w:bookmarkEnd w:id="54"/>
-    <w:bookmarkStart w:id="58" w:name="十一练习题"/>
+    <w:bookmarkEnd w:id="57"/>
+    <w:bookmarkStart w:id="61" w:name="十一练习题"/>
     <w:p>
       <w:pPr>
         <w:pStyle w:val="Heading2"/>
@@ -39360,7 +40873,7 @@
         <w:t xml:space="preserve">十一、练习题</w:t>
       </w:r>
     </w:p>
-    <w:bookmarkStart w:id="55" w:name="基础巩固"/>
+    <w:bookmarkStart w:id="58" w:name="基础巩固"/>
     <w:p>
       <w:pPr>
         <w:pStyle w:val="Heading3"/>
@@ -39698,6 +41211,14 @@
         </w:numPr>
       </w:pPr>
       <m:oMath>
+        <m:oMathPr>
+          <m:ctrlPr>
+            <w:rPr>
+              <w:sz w:val="28"/>
+              <w:szCs w:val="28"/>
+            </w:rPr>
+          </m:ctrlPr>
+        </m:oMathPr>
         <m:r>
           <m:rPr>
             <m:sty m:val="p"/>
@@ -39841,6 +41362,14 @@
         </w:numPr>
       </w:pPr>
       <m:oMath>
+        <m:oMathPr>
+          <m:ctrlPr>
+            <w:rPr>
+              <w:sz w:val="28"/>
+              <w:szCs w:val="28"/>
+            </w:rPr>
+          </m:ctrlPr>
+        </m:oMathPr>
         <m:r>
           <m:rPr>
             <m:sty m:val="p"/>
@@ -39960,6 +41489,14 @@
         </w:numPr>
       </w:pPr>
       <m:oMath>
+        <m:oMathPr>
+          <m:ctrlPr>
+            <w:rPr>
+              <w:sz w:val="28"/>
+              <w:szCs w:val="28"/>
+            </w:rPr>
+          </m:ctrlPr>
+        </m:oMathPr>
         <m:r>
           <m:rPr>
             <m:sty m:val="p"/>
@@ -40145,8 +41682,8 @@
         <w:t xml:space="preserve">有单质参与的反应一定是氧化还原反应。</w:t>
       </w:r>
     </w:p>
-    <w:bookmarkEnd w:id="55"/>
-    <w:bookmarkStart w:id="56" w:name="提高训练"/>
+    <w:bookmarkEnd w:id="58"/>
+    <w:bookmarkStart w:id="59" w:name="提高训练"/>
     <w:p>
       <w:pPr>
         <w:pStyle w:val="Heading3"/>
@@ -40185,6 +41722,14 @@
         </w:numPr>
       </w:pPr>
       <m:oMath>
+        <m:oMathPr>
+          <m:ctrlPr>
+            <w:rPr>
+              <w:sz w:val="28"/>
+              <w:szCs w:val="28"/>
+            </w:rPr>
+          </m:ctrlPr>
+        </m:oMathPr>
         <m:r>
           <m:rPr>
             <m:sty m:val="p"/>
@@ -40550,6 +42095,14 @@
         </w:numPr>
       </w:pPr>
       <m:oMath>
+        <m:oMathPr>
+          <m:ctrlPr>
+            <w:rPr>
+              <w:sz w:val="28"/>
+              <w:szCs w:val="28"/>
+            </w:rPr>
+          </m:ctrlPr>
+        </m:oMathPr>
         <m:r>
           <m:rPr>
             <m:sty m:val="p"/>
@@ -40795,6 +42348,14 @@
         </w:numPr>
       </w:pPr>
       <m:oMath>
+        <m:oMathPr>
+          <m:ctrlPr>
+            <w:rPr>
+              <w:sz w:val="28"/>
+              <w:szCs w:val="28"/>
+            </w:rPr>
+          </m:ctrlPr>
+        </m:oMathPr>
         <m:r>
           <m:rPr>
             <m:sty m:val="p"/>
@@ -40995,6 +42556,14 @@
         </w:numPr>
       </w:pPr>
       <m:oMath>
+        <m:oMathPr>
+          <m:ctrlPr>
+            <w:rPr>
+              <w:sz w:val="28"/>
+              <w:szCs w:val="28"/>
+            </w:rPr>
+          </m:ctrlPr>
+        </m:oMathPr>
         <m:r>
           <m:rPr>
             <m:sty m:val="p"/>
@@ -41174,6 +42743,14 @@
         </w:numPr>
       </w:pPr>
       <m:oMath>
+        <m:oMathPr>
+          <m:ctrlPr>
+            <w:rPr>
+              <w:sz w:val="28"/>
+              <w:szCs w:val="28"/>
+            </w:rPr>
+          </m:ctrlPr>
+        </m:oMathPr>
         <m:r>
           <m:rPr>
             <m:sty m:val="p"/>
@@ -41355,6 +42932,14 @@
         </w:numPr>
       </w:pPr>
       <m:oMath>
+        <m:oMathPr>
+          <m:ctrlPr>
+            <w:rPr>
+              <w:sz w:val="28"/>
+              <w:szCs w:val="28"/>
+            </w:rPr>
+          </m:ctrlPr>
+        </m:oMathPr>
         <m:r>
           <m:rPr>
             <m:sty m:val="p"/>
@@ -41539,6 +43124,14 @@
         <w:t xml:space="preserve"> </w:t>
       </w:r>
       <m:oMath>
+        <m:oMathPr>
+          <m:ctrlPr>
+            <w:rPr>
+              <w:sz w:val="28"/>
+              <w:szCs w:val="28"/>
+            </w:rPr>
+          </m:ctrlPr>
+        </m:oMathPr>
         <m:sSup>
           <m:e>
             <m:r>
@@ -41628,6 +43221,14 @@
         <w:t xml:space="preserve">中，</w:t>
       </w:r>
       <m:oMath>
+        <m:oMathPr>
+          <m:ctrlPr>
+            <w:rPr>
+              <w:sz w:val="28"/>
+              <w:szCs w:val="28"/>
+            </w:rPr>
+          </m:ctrlPr>
+        </m:oMathPr>
         <m:r>
           <m:t>0.050</m:t>
         </m:r>
@@ -41695,6 +43296,14 @@
         <w:t xml:space="preserve"> </w:t>
       </w:r>
       <m:oMath>
+        <m:oMathPr>
+          <m:ctrlPr>
+            <w:rPr>
+              <w:sz w:val="28"/>
+              <w:szCs w:val="28"/>
+            </w:rPr>
+          </m:ctrlPr>
+        </m:oMathPr>
         <m:r>
           <m:t>0.15</m:t>
         </m:r>
@@ -41747,8 +43356,8 @@
         <w:t xml:space="preserve">的值。</w:t>
       </w:r>
     </w:p>
-    <w:bookmarkEnd w:id="56"/>
-    <w:bookmarkStart w:id="57" w:name="挑战"/>
+    <w:bookmarkEnd w:id="59"/>
+    <w:bookmarkStart w:id="60" w:name="挑战"/>
     <w:p>
       <w:pPr>
         <w:pStyle w:val="Heading3"/>
@@ -41871,6 +43480,14 @@
         <w:t xml:space="preserve"> </w:t>
       </w:r>
       <m:oMath>
+        <m:oMathPr>
+          <m:ctrlPr>
+            <w:rPr>
+              <w:sz w:val="28"/>
+              <w:szCs w:val="28"/>
+            </w:rPr>
+          </m:ctrlPr>
+        </m:oMathPr>
         <m:r>
           <m:rPr>
             <m:sty m:val="p"/>
@@ -41968,6 +43585,14 @@
         <w:t xml:space="preserve"> </w:t>
       </w:r>
       <m:oMath>
+        <m:oMathPr>
+          <m:ctrlPr>
+            <w:rPr>
+              <w:sz w:val="28"/>
+              <w:szCs w:val="28"/>
+            </w:rPr>
+          </m:ctrlPr>
+        </m:oMathPr>
         <m:r>
           <m:t>0.05</m:t>
         </m:r>
@@ -42053,6 +43678,14 @@
         <w:t xml:space="preserve"> </w:t>
       </w:r>
       <m:oMath>
+        <m:oMathPr>
+          <m:ctrlPr>
+            <w:rPr>
+              <w:sz w:val="28"/>
+              <w:szCs w:val="28"/>
+            </w:rPr>
+          </m:ctrlPr>
+        </m:oMathPr>
         <m:r>
           <m:t>0.35</m:t>
         </m:r>
@@ -42294,6 +43927,14 @@
         <w:t xml:space="preserve"> </w:t>
       </w:r>
       <m:oMath>
+        <m:oMathPr>
+          <m:ctrlPr>
+            <w:rPr>
+              <w:sz w:val="28"/>
+              <w:szCs w:val="28"/>
+            </w:rPr>
+          </m:ctrlPr>
+        </m:oMathPr>
         <m:r>
           <m:rPr>
             <m:sty m:val="p"/>
@@ -42356,6 +43997,14 @@
         <w:t xml:space="preserve">；若在发烟硫酸（</w:t>
       </w:r>
       <m:oMath>
+        <m:oMathPr>
+          <m:ctrlPr>
+            <w:rPr>
+              <w:sz w:val="28"/>
+              <w:szCs w:val="28"/>
+            </w:rPr>
+          </m:ctrlPr>
+        </m:oMathPr>
         <m:sSub>
           <m:e>
             <m:r>
@@ -42439,6 +44088,14 @@
         <w:t xml:space="preserve"> </w:t>
       </w:r>
       <m:oMath>
+        <m:oMathPr>
+          <m:ctrlPr>
+            <w:rPr>
+              <w:sz w:val="28"/>
+              <w:szCs w:val="28"/>
+            </w:rPr>
+          </m:ctrlPr>
+        </m:oMathPr>
         <m:sSub>
           <m:e>
             <m:r>
@@ -42520,9 +44177,9 @@
         </w:pict>
       </w:r>
     </w:p>
-    <w:bookmarkEnd w:id="57"/>
-    <w:bookmarkEnd w:id="58"/>
-    <w:bookmarkStart w:id="59" w:name="十二参考答案与提示"/>
+    <w:bookmarkEnd w:id="60"/>
+    <w:bookmarkEnd w:id="61"/>
+    <w:bookmarkStart w:id="62" w:name="十二参考答案与提示"/>
     <w:p>
       <w:pPr>
         <w:pStyle w:val="Heading2"/>
@@ -43017,6 +44674,14 @@
         <w:t xml:space="preserve"> </w:t>
       </w:r>
       <m:oMath>
+        <m:oMathPr>
+          <m:ctrlPr>
+            <w:rPr>
+              <w:sz w:val="28"/>
+              <w:szCs w:val="28"/>
+            </w:rPr>
+          </m:ctrlPr>
+        </m:oMathPr>
         <m:r>
           <m:rPr>
             <m:sty m:val="p"/>
@@ -43102,6 +44767,14 @@
         <w:t xml:space="preserve"> </w:t>
       </w:r>
       <m:oMath>
+        <m:oMathPr>
+          <m:ctrlPr>
+            <w:rPr>
+              <w:sz w:val="28"/>
+              <w:szCs w:val="28"/>
+            </w:rPr>
+          </m:ctrlPr>
+        </m:oMathPr>
         <m:r>
           <m:rPr>
             <m:sty m:val="p"/>
@@ -43158,6 +44831,14 @@
         <w:t xml:space="preserve"> </w:t>
       </w:r>
       <m:oMath>
+        <m:oMathPr>
+          <m:ctrlPr>
+            <w:rPr>
+              <w:sz w:val="28"/>
+              <w:szCs w:val="28"/>
+            </w:rPr>
+          </m:ctrlPr>
+        </m:oMathPr>
         <m:r>
           <m:rPr>
             <m:sty m:val="p"/>
@@ -43286,6 +44967,14 @@
         <w:t xml:space="preserve"> </w:t>
       </w:r>
       <m:oMath>
+        <m:oMathPr>
+          <m:ctrlPr>
+            <w:rPr>
+              <w:sz w:val="28"/>
+              <w:szCs w:val="28"/>
+            </w:rPr>
+          </m:ctrlPr>
+        </m:oMathPr>
         <m:r>
           <m:rPr>
             <m:sty m:val="p"/>
@@ -43366,6 +45055,14 @@
         <w:t xml:space="preserve"> </w:t>
       </w:r>
       <m:oMath>
+        <m:oMathPr>
+          <m:ctrlPr>
+            <w:rPr>
+              <w:sz w:val="28"/>
+              <w:szCs w:val="28"/>
+            </w:rPr>
+          </m:ctrlPr>
+        </m:oMathPr>
         <m:r>
           <m:t>2</m:t>
         </m:r>
@@ -43843,6 +45540,14 @@
         </w:numPr>
       </w:pPr>
       <m:oMath>
+        <m:oMathPr>
+          <m:ctrlPr>
+            <w:rPr>
+              <w:sz w:val="28"/>
+              <w:szCs w:val="28"/>
+            </w:rPr>
+          </m:ctrlPr>
+        </m:oMathPr>
         <m:r>
           <m:t>3</m:t>
         </m:r>
@@ -44221,6 +45926,14 @@
         </w:numPr>
       </w:pPr>
       <m:oMath>
+        <m:oMathPr>
+          <m:ctrlPr>
+            <w:rPr>
+              <w:sz w:val="28"/>
+              <w:szCs w:val="28"/>
+            </w:rPr>
+          </m:ctrlPr>
+        </m:oMathPr>
         <m:r>
           <m:t>4</m:t>
         </m:r>
@@ -44421,6 +46134,14 @@
         <w:t xml:space="preserve">提示：</w:t>
       </w:r>
       <m:oMath>
+        <m:oMathPr>
+          <m:ctrlPr>
+            <w:rPr>
+              <w:sz w:val="28"/>
+              <w:szCs w:val="28"/>
+            </w:rPr>
+          </m:ctrlPr>
+        </m:oMathPr>
         <m:r>
           <m:rPr>
             <m:sty m:val="p"/>
@@ -44558,6 +46279,14 @@
         <w:t xml:space="preserve"> </w:t>
       </w:r>
       <m:oMath>
+        <m:oMathPr>
+          <m:ctrlPr>
+            <w:rPr>
+              <w:sz w:val="28"/>
+              <w:szCs w:val="28"/>
+            </w:rPr>
+          </m:ctrlPr>
+        </m:oMathPr>
         <m:r>
           <m:t>2</m:t>
         </m:r>
@@ -44803,6 +46532,14 @@
         <w:t xml:space="preserve"> </w:t>
       </w:r>
       <m:oMath>
+        <m:oMathPr>
+          <m:ctrlPr>
+            <w:rPr>
+              <w:sz w:val="28"/>
+              <w:szCs w:val="28"/>
+            </w:rPr>
+          </m:ctrlPr>
+        </m:oMathPr>
         <m:r>
           <m:rPr>
             <m:sty m:val="p"/>
@@ -45047,6 +46784,14 @@
         <w:t xml:space="preserve"> </w:t>
       </w:r>
       <m:oMath>
+        <m:oMathPr>
+          <m:ctrlPr>
+            <w:rPr>
+              <w:sz w:val="28"/>
+              <w:szCs w:val="28"/>
+            </w:rPr>
+          </m:ctrlPr>
+        </m:oMathPr>
         <m:r>
           <m:t>3</m:t>
         </m:r>
@@ -45260,6 +47005,14 @@
         <w:t xml:space="preserve">。</w:t>
       </w:r>
       <m:oMath>
+        <m:oMathPr>
+          <m:ctrlPr>
+            <w:rPr>
+              <w:sz w:val="28"/>
+              <w:szCs w:val="28"/>
+            </w:rPr>
+          </m:ctrlPr>
+        </m:oMathPr>
         <m:r>
           <m:t>0.05</m:t>
         </m:r>
@@ -45473,6 +47226,14 @@
         <w:t xml:space="preserve"> </w:t>
       </w:r>
       <m:oMath>
+        <m:oMathPr>
+          <m:ctrlPr>
+            <w:rPr>
+              <w:sz w:val="28"/>
+              <w:szCs w:val="28"/>
+            </w:rPr>
+          </m:ctrlPr>
+        </m:oMathPr>
         <m:r>
           <m:rPr>
             <m:sty m:val="p"/>
@@ -45597,6 +47358,14 @@
         <w:t xml:space="preserve"> </w:t>
       </w:r>
       <m:oMath>
+        <m:oMathPr>
+          <m:ctrlPr>
+            <w:rPr>
+              <w:sz w:val="28"/>
+              <w:szCs w:val="28"/>
+            </w:rPr>
+          </m:ctrlPr>
+        </m:oMathPr>
         <m:r>
           <m:rPr>
             <m:sty m:val="p"/>
@@ -45763,6 +47532,14 @@
         <w:t xml:space="preserve"> </w:t>
       </w:r>
       <m:oMath>
+        <m:oMathPr>
+          <m:ctrlPr>
+            <w:rPr>
+              <w:sz w:val="28"/>
+              <w:szCs w:val="28"/>
+            </w:rPr>
+          </m:ctrlPr>
+        </m:oMathPr>
         <m:r>
           <m:t>0.05</m:t>
         </m:r>
@@ -45822,6 +47599,14 @@
         <w:t xml:space="preserve"> </w:t>
       </w:r>
       <m:oMath>
+        <m:oMathPr>
+          <m:ctrlPr>
+            <w:rPr>
+              <w:sz w:val="28"/>
+              <w:szCs w:val="28"/>
+            </w:rPr>
+          </m:ctrlPr>
+        </m:oMathPr>
         <m:r>
           <m:t>0.3</m:t>
         </m:r>
@@ -45883,6 +47668,14 @@
         <w:t xml:space="preserve">配平：</w:t>
       </w:r>
       <m:oMath>
+        <m:oMathPr>
+          <m:ctrlPr>
+            <w:rPr>
+              <w:sz w:val="28"/>
+              <w:szCs w:val="28"/>
+            </w:rPr>
+          </m:ctrlPr>
+        </m:oMathPr>
         <m:r>
           <m:rPr>
             <m:sty m:val="p"/>
@@ -46161,6 +47954,14 @@
         <w:t xml:space="preserve"> </w:t>
       </w:r>
       <m:oMath>
+        <m:oMathPr>
+          <m:ctrlPr>
+            <w:rPr>
+              <w:sz w:val="28"/>
+              <w:szCs w:val="28"/>
+            </w:rPr>
+          </m:ctrlPr>
+        </m:oMathPr>
         <m:r>
           <m:rPr>
             <m:sty m:val="p"/>
@@ -46223,6 +48024,14 @@
         <w:t xml:space="preserve">：</w:t>
       </w:r>
       <m:oMath>
+        <m:oMathPr>
+          <m:ctrlPr>
+            <w:rPr>
+              <w:sz w:val="28"/>
+              <w:szCs w:val="28"/>
+            </w:rPr>
+          </m:ctrlPr>
+        </m:oMathPr>
         <m:r>
           <m:t>2</m:t>
         </m:r>
@@ -46456,6 +48265,14 @@
         <w:t xml:space="preserve"> </w:t>
       </w:r>
       <m:oMath>
+        <m:oMathPr>
+          <m:ctrlPr>
+            <w:rPr>
+              <w:sz w:val="28"/>
+              <w:szCs w:val="28"/>
+            </w:rPr>
+          </m:ctrlPr>
+        </m:oMathPr>
         <m:sSub>
           <m:e>
             <m:r>
@@ -46530,6 +48347,14 @@
         <w:t xml:space="preserve">：</w:t>
       </w:r>
       <m:oMath>
+        <m:oMathPr>
+          <m:ctrlPr>
+            <w:rPr>
+              <w:sz w:val="28"/>
+              <w:szCs w:val="28"/>
+            </w:rPr>
+          </m:ctrlPr>
+        </m:oMathPr>
         <m:sSub>
           <m:e>
             <m:r>
@@ -46808,6 +48633,14 @@
         <w:t xml:space="preserve"> </w:t>
       </w:r>
       <m:oMath>
+        <m:oMathPr>
+          <m:ctrlPr>
+            <w:rPr>
+              <w:sz w:val="28"/>
+              <w:szCs w:val="28"/>
+            </w:rPr>
+          </m:ctrlPr>
+        </m:oMathPr>
         <m:sSub>
           <m:e>
             <m:r>
@@ -46885,6 +48718,14 @@
         <w:t xml:space="preserve">水解：</w:t>
       </w:r>
       <m:oMath>
+        <m:oMathPr>
+          <m:ctrlPr>
+            <w:rPr>
+              <w:sz w:val="28"/>
+              <w:szCs w:val="28"/>
+            </w:rPr>
+          </m:ctrlPr>
+        </m:oMathPr>
         <m:r>
           <m:t>2</m:t>
         </m:r>
@@ -47113,8 +48954,8 @@
         </w:pict>
       </w:r>
     </w:p>
-    <w:bookmarkEnd w:id="59"/>
-    <w:bookmarkStart w:id="60" w:name="十三延伸阅读"/>
+    <w:bookmarkEnd w:id="62"/>
+    <w:bookmarkStart w:id="63" w:name="十三延伸阅读"/>
     <w:p>
       <w:pPr>
         <w:pStyle w:val="Heading2"/>
@@ -47236,6 +49077,14 @@
         <w:t xml:space="preserve">方程、</w:t>
       </w:r>
       <m:oMath>
+        <m:oMathPr>
+          <m:ctrlPr>
+            <w:rPr>
+              <w:sz w:val="28"/>
+              <w:szCs w:val="28"/>
+            </w:rPr>
+          </m:ctrlPr>
+        </m:oMathPr>
         <m:r>
           <m:rPr>
             <m:sty m:val="p"/>
@@ -47329,6 +49178,14 @@
         <w:t xml:space="preserve">方程在氧化还原中的系统应用；（2）歧化反应和归中反应的热力学判断（</w:t>
       </w:r>
       <m:oMath>
+        <m:oMathPr>
+          <m:ctrlPr>
+            <w:rPr>
+              <w:sz w:val="28"/>
+              <w:szCs w:val="28"/>
+            </w:rPr>
+          </m:ctrlPr>
+        </m:oMathPr>
         <m:r>
           <m:rPr>
             <m:sty m:val="p"/>
@@ -47376,8 +49233,8 @@
         <w:t xml:space="preserve">图）及其应用——判断歧化反应的自发性和计算未知电对的电势。</w:t>
       </w:r>
     </w:p>
-    <w:bookmarkEnd w:id="60"/>
-    <w:bookmarkEnd w:id="61"/>
+    <w:bookmarkEnd w:id="63"/>
+    <w:bookmarkEnd w:id="64"/>
     <w:sectPr>
       <w:footerReference w:type="default" r:id="rId9"/>
       <w:footnotePr>

--- a/06-学生侧材料/讲义/2026-06-23-氧化还原反应.docx
+++ b/06-学生侧材料/讲义/2026-06-23-氧化还原反应.docx
@@ -256,8 +256,15 @@
     </w:p>
     <w:p>
       <w:pPr>
-        <w:pStyle w:val="BlockText"/>
+        <w:pStyle w:val="BodyText"/>
       </w:pPr>
+      <w:r>
+        <w:rPr>
+          <w:b/>
+          <w:bCs/>
+        </w:rPr>
+        <w:t xml:space="preserve">💡 </w:t>
+      </w:r>
       <w:r>
         <w:rPr>
           <w:rFonts w:hint="eastAsia" w:eastAsia="SimSun" w:ascii="Times New Roman" w:hAnsi="Times New Roman"/>
@@ -2192,8 +2199,14 @@
     </w:p>
     <w:p>
       <w:pPr>
-        <w:pStyle w:val="BlockText"/>
+        <w:pStyle w:val="BodyText"/>
       </w:pPr>
+      <w:r>
+        <w:t xml:space="preserve">⚠️</w:t>
+      </w:r>
+      <w:r>
+        <w:t xml:space="preserve"> </w:t>
+      </w:r>
       <w:r>
         <w:rPr>
           <w:rFonts w:hint="eastAsia" w:eastAsia="SimSun" w:ascii="Times New Roman" w:hAnsi="Times New Roman"/>
@@ -3237,8 +3250,14 @@
     </w:tbl>
     <w:p>
       <w:pPr>
-        <w:pStyle w:val="BlockText"/>
+        <w:pStyle w:val="BodyText"/>
       </w:pPr>
+      <w:r>
+        <w:t xml:space="preserve">⚠️</w:t>
+      </w:r>
+      <w:r>
+        <w:t xml:space="preserve"> </w:t>
+      </w:r>
       <w:r>
         <w:rPr>
           <w:rFonts w:hint="eastAsia" w:eastAsia="SimSun" w:ascii="Times New Roman" w:hAnsi="Times New Roman"/>
@@ -3692,8 +3711,15 @@
     </w:p>
     <w:p>
       <w:pPr>
-        <w:pStyle w:val="BlockText"/>
+        <w:pStyle w:val="FirstParagraph"/>
       </w:pPr>
+      <w:r>
+        <w:rPr>
+          <w:b/>
+          <w:bCs/>
+        </w:rPr>
+        <w:t xml:space="preserve">💡 </w:t>
+      </w:r>
       <w:r>
         <w:rPr>
           <w:rFonts w:hint="eastAsia" w:eastAsia="SimSun" w:ascii="Times New Roman" w:hAnsi="Times New Roman"/>
@@ -9466,8 +9492,14 @@
     </w:p>
     <w:p>
       <w:pPr>
-        <w:pStyle w:val="BlockText"/>
+        <w:pStyle w:val="FirstParagraph"/>
       </w:pPr>
+      <w:r>
+        <w:t xml:space="preserve">⚠️</w:t>
+      </w:r>
+      <w:r>
+        <w:t xml:space="preserve"> </w:t>
+      </w:r>
       <w:r>
         <w:rPr>
           <w:rFonts w:hint="eastAsia" w:eastAsia="SimSun" w:ascii="Times New Roman" w:hAnsi="Times New Roman"/>
@@ -13599,8 +13631,15 @@
     </w:p>
     <w:p>
       <w:pPr>
-        <w:pStyle w:val="BlockText"/>
+        <w:pStyle w:val="FirstParagraph"/>
       </w:pPr>
+      <w:r>
+        <w:rPr>
+          <w:b/>
+          <w:bCs/>
+        </w:rPr>
+        <w:t xml:space="preserve">💡 </w:t>
+      </w:r>
       <w:r>
         <w:rPr>
           <w:rFonts w:hint="eastAsia" w:eastAsia="SimSun" w:ascii="Times New Roman" w:hAnsi="Times New Roman"/>
@@ -14924,8 +14963,14 @@
     </w:tbl>
     <w:p>
       <w:pPr>
-        <w:pStyle w:val="BlockText"/>
+        <w:pStyle w:val="BodyText"/>
       </w:pPr>
+      <w:r>
+        <w:t xml:space="preserve">⚠️</w:t>
+      </w:r>
+      <w:r>
+        <w:t xml:space="preserve"> </w:t>
+      </w:r>
       <w:r>
         <w:rPr>
           <w:rFonts w:hint="eastAsia" w:eastAsia="SimSun" w:ascii="Times New Roman" w:hAnsi="Times New Roman"/>
@@ -24504,8 +24549,15 @@
     </w:p>
     <w:p>
       <w:pPr>
-        <w:pStyle w:val="BlockText"/>
+        <w:pStyle w:val="BodyText"/>
       </w:pPr>
+      <w:r>
+        <w:rPr>
+          <w:b/>
+          <w:bCs/>
+        </w:rPr>
+        <w:t xml:space="preserve">💡 </w:t>
+      </w:r>
       <w:r>
         <w:rPr>
           <w:rFonts w:hint="eastAsia" w:eastAsia="SimSun" w:ascii="Times New Roman" w:hAnsi="Times New Roman"/>
@@ -38725,8 +38777,14 @@
     </w:p>
     <w:p>
       <w:pPr>
-        <w:pStyle w:val="BlockText"/>
+        <w:pStyle w:val="FirstParagraph"/>
       </w:pPr>
+      <w:r>
+        <w:t xml:space="preserve">⚠️</w:t>
+      </w:r>
+      <w:r>
+        <w:t xml:space="preserve"> </w:t>
+      </w:r>
       <w:r>
         <w:rPr>
           <w:rFonts w:hint="eastAsia" w:eastAsia="SimSun" w:ascii="Times New Roman" w:hAnsi="Times New Roman"/>
@@ -38939,8 +38997,14 @@
     </w:p>
     <w:p>
       <w:pPr>
-        <w:pStyle w:val="BlockText"/>
+        <w:pStyle w:val="BodyText"/>
       </w:pPr>
+      <w:r>
+        <w:t xml:space="preserve">⚠️</w:t>
+      </w:r>
+      <w:r>
+        <w:t xml:space="preserve"> </w:t>
+      </w:r>
       <w:r>
         <w:rPr>
           <w:rFonts w:hint="eastAsia" w:eastAsia="SimSun" w:ascii="Times New Roman" w:hAnsi="Times New Roman"/>
@@ -39002,8 +39066,14 @@
     </w:p>
     <w:p>
       <w:pPr>
-        <w:pStyle w:val="BlockText"/>
+        <w:pStyle w:val="BodyText"/>
       </w:pPr>
+      <w:r>
+        <w:t xml:space="preserve">⚠️</w:t>
+      </w:r>
+      <w:r>
+        <w:t xml:space="preserve"> </w:t>
+      </w:r>
       <w:r>
         <w:rPr>
           <w:rFonts w:hint="eastAsia" w:eastAsia="SimSun" w:ascii="Times New Roman" w:hAnsi="Times New Roman"/>
@@ -39021,8 +39091,14 @@
     </w:p>
     <w:p>
       <w:pPr>
-        <w:pStyle w:val="BlockText"/>
+        <w:pStyle w:val="BodyText"/>
       </w:pPr>
+      <w:r>
+        <w:t xml:space="preserve">⚠️</w:t>
+      </w:r>
+      <w:r>
+        <w:t xml:space="preserve"> </w:t>
+      </w:r>
       <w:r>
         <w:rPr>
           <w:rFonts w:hint="eastAsia" w:eastAsia="SimSun" w:ascii="Times New Roman" w:hAnsi="Times New Roman"/>
@@ -39228,8 +39304,14 @@
     </w:p>
     <w:p>
       <w:pPr>
-        <w:pStyle w:val="BlockText"/>
+        <w:pStyle w:val="BodyText"/>
       </w:pPr>
+      <w:r>
+        <w:t xml:space="preserve">⚠️</w:t>
+      </w:r>
+      <w:r>
+        <w:t xml:space="preserve"> </w:t>
+      </w:r>
       <w:r>
         <w:rPr>
           <w:rFonts w:hint="eastAsia" w:eastAsia="SimSun" w:ascii="Times New Roman" w:hAnsi="Times New Roman"/>
